--- a/webapp/templates/word/Contrato_Termino_Indefinido_Cyrgo.docx
+++ b/webapp/templates/word/Contrato_Termino_Indefinido_Cyrgo.docx
@@ -79,15 +79,11 @@
               <w:spacing w:after="0"/>
               <w:rPr>
                 <w:rFonts w:ascii="Calibri" w:eastAsia="Calibri" w:hAnsi="Calibri" w:cs="Calibri"/>
-                <w:b/>
-                <w:bCs/>
               </w:rPr>
             </w:pPr>
             <w:r>
               <w:rPr>
                 <w:rFonts w:ascii="Calibri" w:eastAsia="Calibri" w:hAnsi="Calibri" w:cs="Calibri"/>
-                <w:b/>
-                <w:bCs/>
               </w:rPr>
               <w:t>CYRGO S.A.S.</w:t>
             </w:r>
@@ -133,15 +129,11 @@
               <w:spacing w:after="0"/>
               <w:rPr>
                 <w:rFonts w:ascii="Calibri" w:eastAsia="Calibri" w:hAnsi="Calibri" w:cs="Calibri"/>
-                <w:b/>
-                <w:bCs/>
               </w:rPr>
             </w:pPr>
             <w:r>
               <w:rPr>
                 <w:rFonts w:ascii="Calibri" w:eastAsia="Calibri" w:hAnsi="Calibri" w:cs="Calibri"/>
-                <w:b/>
-                <w:bCs/>
               </w:rPr>
               <w:t>[[Nombre]]</w:t>
             </w:r>
@@ -187,15 +179,11 @@
               <w:spacing w:after="0"/>
               <w:rPr>
                 <w:rFonts w:ascii="Calibri" w:eastAsia="Calibri" w:hAnsi="Calibri" w:cs="Calibri"/>
-                <w:b/>
-                <w:bCs/>
               </w:rPr>
             </w:pPr>
             <w:r>
               <w:rPr>
                 <w:rFonts w:ascii="Calibri" w:eastAsia="Calibri" w:hAnsi="Calibri" w:cs="Calibri"/>
-                <w:b/>
-                <w:bCs/>
               </w:rPr>
               <w:t>[[Cedula]]</w:t>
             </w:r>
@@ -241,15 +229,11 @@
               <w:spacing w:after="0"/>
               <w:rPr>
                 <w:rFonts w:ascii="Calibri" w:eastAsia="Calibri" w:hAnsi="Calibri" w:cs="Calibri"/>
-                <w:b/>
-                <w:bCs/>
               </w:rPr>
             </w:pPr>
             <w:r>
               <w:rPr>
                 <w:rFonts w:ascii="Calibri" w:eastAsia="Calibri" w:hAnsi="Calibri" w:cs="Calibri"/>
-                <w:b/>
-                <w:bCs/>
               </w:rPr>
               <w:t>[[Cargo]]</w:t>
             </w:r>
@@ -295,15 +279,11 @@
               <w:spacing w:after="0"/>
               <w:rPr>
                 <w:rFonts w:ascii="Calibri" w:eastAsia="Calibri" w:hAnsi="Calibri" w:cs="Calibri"/>
-                <w:b/>
-                <w:bCs/>
               </w:rPr>
             </w:pPr>
             <w:r>
               <w:rPr>
                 <w:rFonts w:ascii="Calibri" w:eastAsia="Calibri" w:hAnsi="Calibri" w:cs="Calibri"/>
-                <w:b/>
-                <w:bCs/>
               </w:rPr>
               <w:t>[[</w:t>
             </w:r>
@@ -311,16 +291,12 @@
             <w:r>
               <w:rPr>
                 <w:rFonts w:ascii="Calibri" w:eastAsia="Calibri" w:hAnsi="Calibri" w:cs="Calibri"/>
-                <w:b/>
-                <w:bCs/>
               </w:rPr>
               <w:t>CiudadFecha</w:t>
             </w:r>
             <w:r>
               <w:rPr>
                 <w:rFonts w:ascii="Calibri" w:eastAsia="Calibri" w:hAnsi="Calibri" w:cs="Calibri"/>
-                <w:b/>
-                <w:bCs/>
               </w:rPr>
               <w:t>Contratos</w:t>
             </w:r>
@@ -328,8 +304,6 @@
             <w:r>
               <w:rPr>
                 <w:rFonts w:ascii="Calibri" w:eastAsia="Calibri" w:hAnsi="Calibri" w:cs="Calibri"/>
-                <w:b/>
-                <w:bCs/>
               </w:rPr>
               <w:t>]]</w:t>
             </w:r>
@@ -375,15 +349,11 @@
               <w:spacing w:after="0"/>
               <w:rPr>
                 <w:rFonts w:ascii="Calibri" w:eastAsia="Calibri" w:hAnsi="Calibri" w:cs="Calibri"/>
-                <w:b/>
-                <w:bCs/>
               </w:rPr>
             </w:pPr>
             <w:r>
               <w:rPr>
                 <w:rFonts w:ascii="Calibri" w:eastAsia="Calibri" w:hAnsi="Calibri" w:cs="Calibri"/>
-                <w:b/>
-                <w:bCs/>
               </w:rPr>
               <w:t>[[</w:t>
             </w:r>
@@ -391,8 +361,6 @@
             <w:r>
               <w:rPr>
                 <w:rFonts w:ascii="Calibri" w:eastAsia="Calibri" w:hAnsi="Calibri" w:cs="Calibri"/>
-                <w:b/>
-                <w:bCs/>
               </w:rPr>
               <w:t>CiudadFirma</w:t>
             </w:r>
@@ -400,8 +368,6 @@
             <w:r>
               <w:rPr>
                 <w:rFonts w:ascii="Calibri" w:eastAsia="Calibri" w:hAnsi="Calibri" w:cs="Calibri"/>
-                <w:b/>
-                <w:bCs/>
               </w:rPr>
               <w:t>]]</w:t>
             </w:r>
@@ -450,15 +416,11 @@
               <w:spacing w:after="0"/>
               <w:rPr>
                 <w:rFonts w:ascii="Calibri" w:eastAsia="Calibri" w:hAnsi="Calibri" w:cs="Calibri"/>
-                <w:b/>
-                <w:bCs/>
               </w:rPr>
             </w:pPr>
             <w:r>
               <w:rPr>
                 <w:rFonts w:ascii="Calibri" w:eastAsia="Calibri" w:hAnsi="Calibri" w:cs="Calibri"/>
-                <w:b/>
-                <w:bCs/>
               </w:rPr>
               <w:t>[[Salario]]</w:t>
             </w:r>
@@ -504,15 +466,11 @@
               <w:spacing w:after="0"/>
               <w:rPr>
                 <w:rFonts w:ascii="Calibri" w:eastAsia="Calibri" w:hAnsi="Calibri" w:cs="Calibri"/>
-                <w:b/>
-                <w:bCs/>
               </w:rPr>
             </w:pPr>
             <w:r>
               <w:rPr>
                 <w:rFonts w:ascii="Calibri" w:eastAsia="Calibri" w:hAnsi="Calibri" w:cs="Calibri"/>
-                <w:b/>
-                <w:bCs/>
               </w:rPr>
               <w:t>[[</w:t>
             </w:r>
@@ -520,8 +478,6 @@
             <w:r>
               <w:rPr>
                 <w:rFonts w:ascii="Calibri" w:eastAsia="Calibri" w:hAnsi="Calibri" w:cs="Calibri"/>
-                <w:b/>
-                <w:bCs/>
               </w:rPr>
               <w:t>PeriodoPago</w:t>
             </w:r>
@@ -529,8 +485,6 @@
             <w:r>
               <w:rPr>
                 <w:rFonts w:ascii="Calibri" w:eastAsia="Calibri" w:hAnsi="Calibri" w:cs="Calibri"/>
-                <w:b/>
-                <w:bCs/>
               </w:rPr>
               <w:t>]]</w:t>
             </w:r>
@@ -576,15 +530,11 @@
               <w:spacing w:after="0"/>
               <w:rPr>
                 <w:rFonts w:ascii="Calibri" w:eastAsia="Calibri" w:hAnsi="Calibri" w:cs="Calibri"/>
-                <w:b/>
-                <w:bCs/>
               </w:rPr>
             </w:pPr>
             <w:r>
               <w:rPr>
                 <w:rFonts w:ascii="Calibri" w:eastAsia="Calibri" w:hAnsi="Calibri" w:cs="Calibri"/>
-                <w:b/>
-                <w:bCs/>
               </w:rPr>
               <w:t>[[</w:t>
             </w:r>
@@ -592,8 +542,6 @@
             <w:r>
               <w:rPr>
                 <w:rFonts w:ascii="Calibri" w:eastAsia="Calibri" w:hAnsi="Calibri" w:cs="Calibri"/>
-                <w:b/>
-                <w:bCs/>
               </w:rPr>
               <w:t>FechaIngreso</w:t>
             </w:r>
@@ -601,8 +549,6 @@
             <w:r>
               <w:rPr>
                 <w:rFonts w:ascii="Calibri" w:eastAsia="Calibri" w:hAnsi="Calibri" w:cs="Calibri"/>
-                <w:b/>
-                <w:bCs/>
               </w:rPr>
               <w:t>]]</w:t>
             </w:r>
@@ -648,31 +594,23 @@
               <w:spacing w:after="0"/>
               <w:rPr>
                 <w:rFonts w:ascii="Calibri" w:eastAsia="Calibri" w:hAnsi="Calibri" w:cs="Calibri"/>
-                <w:b/>
-                <w:bCs/>
               </w:rPr>
             </w:pPr>
             <w:r>
               <w:rPr>
                 <w:rFonts w:ascii="Calibri" w:eastAsia="Calibri" w:hAnsi="Calibri" w:cs="Calibri"/>
-                <w:b/>
-                <w:bCs/>
               </w:rPr>
               <w:t>DOS</w:t>
             </w:r>
             <w:r>
               <w:rPr>
                 <w:rFonts w:ascii="Calibri" w:eastAsia="Calibri" w:hAnsi="Calibri" w:cs="Calibri"/>
-                <w:b/>
-                <w:bCs/>
               </w:rPr>
               <w:t xml:space="preserve"> (2) </w:t>
             </w:r>
             <w:r>
               <w:rPr>
                 <w:rFonts w:ascii="Calibri" w:eastAsia="Calibri" w:hAnsi="Calibri" w:cs="Calibri"/>
-                <w:b/>
-                <w:bCs/>
               </w:rPr>
               <w:t>MESES</w:t>
             </w:r>
@@ -719,15 +657,11 @@
               <w:spacing w:after="0"/>
               <w:rPr>
                 <w:rFonts w:ascii="Calibri" w:eastAsia="Calibri" w:hAnsi="Calibri" w:cs="Calibri"/>
-                <w:b/>
-                <w:bCs/>
               </w:rPr>
             </w:pPr>
             <w:r>
               <w:rPr>
                 <w:rFonts w:ascii="Calibri" w:eastAsia="Calibri" w:hAnsi="Calibri" w:cs="Calibri"/>
-                <w:b/>
-                <w:bCs/>
               </w:rPr>
               <w:t>TÉRMINO INDEFINIDO</w:t>
             </w:r>
@@ -865,13 +799,7 @@
         <w:rPr>
           <w:rFonts w:ascii="Calibri" w:eastAsia="Calibri" w:hAnsi="Calibri" w:cs="Calibri"/>
         </w:rPr>
-        <w:t>y quien para todos los efectos del presente contrato de trabajo se deno</w:t>
-      </w:r>
-      <w:r>
-        <w:rPr>
-          <w:rFonts w:ascii="Calibri" w:eastAsia="Calibri" w:hAnsi="Calibri" w:cs="Calibri"/>
-        </w:rPr>
-        <w:t xml:space="preserve">minará </w:t>
+        <w:t xml:space="preserve">y quien para todos los efectos del presente contrato de trabajo se denominará </w:t>
       </w:r>
       <w:r>
         <w:rPr>
@@ -1111,13 +1039,7 @@
         <w:rPr>
           <w:rFonts w:ascii="Calibri" w:eastAsia="Calibri" w:hAnsi="Calibri" w:cs="Calibri"/>
         </w:rPr>
-        <w:t xml:space="preserve"> toda su capacidad normal de trabajo, en forma exclusiva, en el desempeño de las funciones o labores propias, anexas o complementarias a los trabajos de una empresa metalúrgica, de conformidad con los reglamentos, órdenes e instrucciones que le impartan lo</w:t>
-      </w:r>
-      <w:r>
-        <w:rPr>
-          <w:rFonts w:ascii="Calibri" w:eastAsia="Calibri" w:hAnsi="Calibri" w:cs="Calibri"/>
-        </w:rPr>
-        <w:t xml:space="preserve">s representantes de </w:t>
+        <w:t xml:space="preserve"> toda su capacidad normal de trabajo, en forma exclusiva, en el desempeño de las funciones o labores propias, anexas o complementarias a los trabajos de una empresa metalúrgica, de conformidad con los reglamentos, órdenes e instrucciones que le impartan los representantes de </w:t>
       </w:r>
       <w:r>
         <w:rPr>
@@ -1159,13 +1081,7 @@
         <w:rPr>
           <w:rFonts w:ascii="Calibri" w:eastAsia="Calibri" w:hAnsi="Calibri" w:cs="Calibri"/>
         </w:rPr>
-        <w:t xml:space="preserve"> cambiarlo de función cuando lo considere necesar</w:t>
-      </w:r>
-      <w:r>
-        <w:rPr>
-          <w:rFonts w:ascii="Calibri" w:eastAsia="Calibri" w:hAnsi="Calibri" w:cs="Calibri"/>
-        </w:rPr>
-        <w:t>io.</w:t>
+        <w:t xml:space="preserve"> cambiarlo de función cuando lo considere necesario.</w:t>
       </w:r>
     </w:p>
     <w:p>
@@ -1245,29 +1161,15 @@
         <w:rPr>
           <w:rFonts w:ascii="Calibri" w:eastAsia="Calibri" w:hAnsi="Calibri" w:cs="Calibri"/>
         </w:rPr>
-        <w:t xml:space="preserve"> bajo su dependencia, y que sea capaz</w:t>
-      </w:r>
-      <w:r>
-        <w:rPr>
-          <w:rFonts w:ascii="Calibri" w:eastAsia="Calibri" w:hAnsi="Calibri" w:cs="Calibri"/>
-        </w:rPr>
-        <w:t xml:space="preserve"> de desempeñar, especialmente cuando estos traslados se originen por la modernización de equipos, adopción de nuevas tecnologías  y procesos o la implantación de nuevos sistemas, siempre que el cambio no implique desmejora de la remuneración básica de </w:t>
-      </w:r>
-      <w:r>
-        <w:rPr>
-          <w:rFonts w:ascii="Calibri" w:eastAsia="Calibri" w:hAnsi="Calibri" w:cs="Calibri"/>
-          <w:b/>
-          <w:bCs/>
-        </w:rPr>
-        <w:t>EL T</w:t>
-      </w:r>
-      <w:r>
-        <w:rPr>
-          <w:rFonts w:ascii="Calibri" w:eastAsia="Calibri" w:hAnsi="Calibri" w:cs="Calibri"/>
-          <w:b/>
-          <w:bCs/>
-        </w:rPr>
-        <w:t>RABAJADOR</w:t>
+        <w:t xml:space="preserve"> bajo su dependencia, y que sea capaz de desempeñar, especialmente cuando estos traslados se originen por la modernización de equipos, adopción de nuevas tecnologías  y procesos o la implantación de nuevos sistemas, siempre que el cambio no implique desmejora de la remuneración básica de </w:t>
+      </w:r>
+      <w:r>
+        <w:rPr>
+          <w:rFonts w:ascii="Calibri" w:eastAsia="Calibri" w:hAnsi="Calibri" w:cs="Calibri"/>
+          <w:b/>
+          <w:bCs/>
+        </w:rPr>
+        <w:t>EL TRABAJADOR</w:t>
       </w:r>
       <w:r>
         <w:rPr>
@@ -1361,13 +1263,7 @@
         <w:rPr>
           <w:rFonts w:ascii="Calibri" w:eastAsia="Calibri" w:hAnsi="Calibri" w:cs="Calibri"/>
         </w:rPr>
-        <w:t xml:space="preserve">De conformidad con lo dispuesto en el literal d) del artículo 161 de C.S.T norma que fue adicionada por el artículo 51 de la ley 789 </w:t>
-      </w:r>
-      <w:r>
-        <w:rPr>
-          <w:rFonts w:ascii="Calibri" w:eastAsia="Calibri" w:hAnsi="Calibri" w:cs="Calibri"/>
-        </w:rPr>
-        <w:t xml:space="preserve">de 2002, </w:t>
+        <w:t xml:space="preserve">De conformidad con lo dispuesto en el literal d) del artículo 161 de C.S.T norma que fue adicionada por el artículo 51 de la ley 789 de 2002, </w:t>
       </w:r>
       <w:r>
         <w:rPr>
@@ -1395,13 +1291,7 @@
         <w:rPr>
           <w:rFonts w:ascii="Calibri" w:eastAsia="Calibri" w:hAnsi="Calibri" w:cs="Calibri"/>
         </w:rPr>
-        <w:t xml:space="preserve"> dentro de un esquema de jornada de trabajo flexible. Por acuerdo expreso entre las partes la jornada diaria de trabajo podrá repartirse en la forma qu</w:t>
-      </w:r>
-      <w:r>
-        <w:rPr>
-          <w:rFonts w:ascii="Calibri" w:eastAsia="Calibri" w:hAnsi="Calibri" w:cs="Calibri"/>
-        </w:rPr>
-        <w:t xml:space="preserve">e resulte más adecuada conforme lo determine </w:t>
+        <w:t xml:space="preserve"> dentro de un esquema de jornada de trabajo flexible. Por acuerdo expreso entre las partes la jornada diaria de trabajo podrá repartirse en la forma que resulte más adecuada conforme lo determine </w:t>
       </w:r>
       <w:r>
         <w:rPr>
@@ -1415,13 +1305,7 @@
         <w:rPr>
           <w:rFonts w:ascii="Calibri" w:eastAsia="Calibri" w:hAnsi="Calibri" w:cs="Calibri"/>
         </w:rPr>
-        <w:t>, teniendo en cuenta que los tiempos de descanso dentro de las secciones determinadas no se computan dentro de la jornada y que el presente contrato de trabajo se desarrollará dentro en el marco de u</w:t>
-      </w:r>
-      <w:r>
-        <w:rPr>
-          <w:rFonts w:ascii="Calibri" w:eastAsia="Calibri" w:hAnsi="Calibri" w:cs="Calibri"/>
-        </w:rPr>
-        <w:t>na jornada de trabajo flexible.</w:t>
+        <w:t>, teniendo en cuenta que los tiempos de descanso dentro de las secciones determinadas no se computan dentro de la jornada y que el presente contrato de trabajo se desarrollará dentro en el marco de una jornada de trabajo flexible.</w:t>
       </w:r>
     </w:p>
     <w:p>
@@ -1458,13 +1342,7 @@
         <w:rPr>
           <w:rFonts w:ascii="Calibri" w:eastAsia="Calibri" w:hAnsi="Calibri" w:cs="Calibri"/>
         </w:rPr>
-        <w:t>A guardar en el desempeño de sus funciones y fuera de ellas, discreción, sigilo, lealtad, confidencia y estricta reserva de todo lo que llegue a su conocimiento en razón de su oficio, especialmente los secretos profesionales</w:t>
-      </w:r>
-      <w:r>
-        <w:rPr>
-          <w:rFonts w:ascii="Calibri" w:eastAsia="Calibri" w:hAnsi="Calibri" w:cs="Calibri"/>
-        </w:rPr>
-        <w:t xml:space="preserve">, industriales o comerciales de la Empresa, o que sean de naturaleza reservada, o aquellos asuntos cuya comunicación puedan causar perjuicio a </w:t>
+        <w:t xml:space="preserve">A guardar en el desempeño de sus funciones y fuera de ellas, discreción, sigilo, lealtad, confidencia y estricta reserva de todo lo que llegue a su conocimiento en razón de su oficio, especialmente los secretos profesionales, industriales o comerciales de la Empresa, o que sean de naturaleza reservada, o aquellos asuntos cuya comunicación puedan causar perjuicio a </w:t>
       </w:r>
       <w:r>
         <w:rPr>
@@ -1515,13 +1393,7 @@
         <w:rPr>
           <w:rFonts w:ascii="Calibri" w:eastAsia="Calibri" w:hAnsi="Calibri" w:cs="Calibri"/>
         </w:rPr>
-        <w:t>Responder por todos y cada uno de los elementos de trabajo que le entregue EL EMPLEADOR para el des</w:t>
-      </w:r>
-      <w:r>
-        <w:rPr>
-          <w:rFonts w:ascii="Calibri" w:eastAsia="Calibri" w:hAnsi="Calibri" w:cs="Calibri"/>
-        </w:rPr>
-        <w:t>empeño de su cargo.</w:t>
+        <w:t>Responder por todos y cada uno de los elementos de trabajo que le entregue EL EMPLEADOR para el desempeño de su cargo.</w:t>
       </w:r>
     </w:p>
     <w:p>
@@ -1595,13 +1467,7 @@
         <w:rPr>
           <w:rFonts w:ascii="Calibri" w:eastAsia="Calibri" w:hAnsi="Calibri" w:cs="Calibri"/>
         </w:rPr>
-        <w:t>Entregar oportunamente de conformidad con las instrucciones y los procedimiento</w:t>
-      </w:r>
-      <w:r>
-        <w:rPr>
-          <w:rFonts w:ascii="Calibri" w:eastAsia="Calibri" w:hAnsi="Calibri" w:cs="Calibri"/>
-        </w:rPr>
-        <w:t xml:space="preserve">s establecidos, todos los equipos, valores, documentos, sumas de dinero y demás, que con destino a este reciba de terceros en ejercicio de su cargo;  </w:t>
+        <w:t xml:space="preserve">Entregar oportunamente de conformidad con las instrucciones y los procedimientos establecidos, todos los equipos, valores, documentos, sumas de dinero y demás, que con destino a este reciba de terceros en ejercicio de su cargo;  </w:t>
       </w:r>
     </w:p>
     <w:p>
@@ -1638,13 +1504,7 @@
         <w:rPr>
           <w:rFonts w:ascii="Calibri" w:eastAsia="Calibri" w:hAnsi="Calibri" w:cs="Calibri"/>
         </w:rPr>
-        <w:t>Consagrar toda su actividad en el desempeño de sus funciones, absteniéndose de ejecutar labores u ocupaci</w:t>
-      </w:r>
-      <w:r>
-        <w:rPr>
-          <w:rFonts w:ascii="Calibri" w:eastAsia="Calibri" w:hAnsi="Calibri" w:cs="Calibri"/>
-        </w:rPr>
-        <w:t xml:space="preserve">ones que puedan entorpecer dicho desempeño o menoscabar su rendimiento personal, así como todas aquellas que emanen de la naturaleza de la labor contratada; </w:t>
+        <w:t xml:space="preserve">Consagrar toda su actividad en el desempeño de sus funciones, absteniéndose de ejecutar labores u ocupaciones que puedan entorpecer dicho desempeño o menoscabar su rendimiento personal, así como todas aquellas que emanen de la naturaleza de la labor contratada; </w:t>
       </w:r>
     </w:p>
     <w:p>
@@ -1681,13 +1541,7 @@
         <w:rPr>
           <w:rFonts w:ascii="Calibri" w:eastAsia="Calibri" w:hAnsi="Calibri" w:cs="Calibri"/>
         </w:rPr>
-        <w:t>Conservar y restituir en buen estado, salvo el deterioro natural, los instrumentos, máquinas, útil</w:t>
-      </w:r>
-      <w:r>
-        <w:rPr>
-          <w:rFonts w:ascii="Calibri" w:eastAsia="Calibri" w:hAnsi="Calibri" w:cs="Calibri"/>
-        </w:rPr>
-        <w:t xml:space="preserve">es y demás elementos que se le hayan facilitado. </w:t>
+        <w:t xml:space="preserve">Conservar y restituir en buen estado, salvo el deterioro natural, los instrumentos, máquinas, útiles y demás elementos que se le hayan facilitado. </w:t>
       </w:r>
     </w:p>
     <w:p>
@@ -1799,13 +1653,7 @@
         <w:rPr>
           <w:rFonts w:ascii="Calibri" w:eastAsia="Calibri" w:hAnsi="Calibri" w:cs="Calibri"/>
         </w:rPr>
-        <w:t>Prestar la co</w:t>
-      </w:r>
-      <w:r>
-        <w:rPr>
-          <w:rFonts w:ascii="Calibri" w:eastAsia="Calibri" w:hAnsi="Calibri" w:cs="Calibri"/>
-        </w:rPr>
-        <w:t xml:space="preserve">laboración posible en caso de siniestro o de riesgos inminentes que amenacen las personas y las cosas de EL EMPLEADOR; </w:t>
+        <w:t xml:space="preserve">Prestar la colaboración posible en caso de siniestro o de riesgos inminentes que amenacen las personas y las cosas de EL EMPLEADOR; </w:t>
       </w:r>
     </w:p>
     <w:p>
@@ -1842,13 +1690,7 @@
         <w:rPr>
           <w:rFonts w:ascii="Calibri" w:eastAsia="Calibri" w:hAnsi="Calibri" w:cs="Calibri"/>
         </w:rPr>
-        <w:t xml:space="preserve">Observar las medidas preventivas higiénicas prescritas en el reglamento de higiene y seguridad industrial que para tal efecto se expida </w:t>
-      </w:r>
-      <w:r>
-        <w:rPr>
-          <w:rFonts w:ascii="Calibri" w:eastAsia="Calibri" w:hAnsi="Calibri" w:cs="Calibri"/>
-        </w:rPr>
-        <w:t xml:space="preserve">según las normas vigentes o las autoridades del ramo;  </w:t>
+        <w:t xml:space="preserve">Observar las medidas preventivas higiénicas prescritas en el reglamento de higiene y seguridad industrial que para tal efecto se expida según las normas vigentes o las autoridades del ramo;  </w:t>
       </w:r>
     </w:p>
     <w:p>
@@ -1922,13 +1764,7 @@
         <w:rPr>
           <w:rFonts w:ascii="Calibri" w:eastAsia="Calibri" w:hAnsi="Calibri" w:cs="Calibri"/>
         </w:rPr>
-        <w:t>Registrar en las oficinas del EMPLEADOR, su dirección, número de teléfono y</w:t>
-      </w:r>
-      <w:r>
-        <w:rPr>
-          <w:rFonts w:ascii="Calibri" w:eastAsia="Calibri" w:hAnsi="Calibri" w:cs="Calibri"/>
-        </w:rPr>
-        <w:t xml:space="preserve"> domicilio y dar aviso inmediato de cualquier cambio que ocurra;  </w:t>
+        <w:t xml:space="preserve">Registrar en las oficinas del EMPLEADOR, su dirección, número de teléfono y domicilio y dar aviso inmediato de cualquier cambio que ocurra;  </w:t>
       </w:r>
     </w:p>
     <w:p>
@@ -2002,13 +1838,7 @@
         <w:rPr>
           <w:rFonts w:ascii="Calibri" w:eastAsia="Calibri" w:hAnsi="Calibri" w:cs="Calibri"/>
         </w:rPr>
-        <w:t>Avisar oportunamente a su superior inmediato sobre cualquier deficiencia que tengan los instrumento</w:t>
-      </w:r>
-      <w:r>
-        <w:rPr>
-          <w:rFonts w:ascii="Calibri" w:eastAsia="Calibri" w:hAnsi="Calibri" w:cs="Calibri"/>
-        </w:rPr>
-        <w:t>s, máquinas, equipos o implementos de labor con el fin de evitar accidentes, daños o costos adicionales.</w:t>
+        <w:t>Avisar oportunamente a su superior inmediato sobre cualquier deficiencia que tengan los instrumentos, máquinas, equipos o implementos de labor con el fin de evitar accidentes, daños o costos adicionales.</w:t>
       </w:r>
     </w:p>
     <w:p>
@@ -2166,13 +1996,7 @@
         <w:rPr>
           <w:rFonts w:ascii="Calibri" w:eastAsia="Calibri" w:hAnsi="Calibri" w:cs="Calibri"/>
         </w:rPr>
-        <w:t xml:space="preserve">pagadera por quincenas vencidas, y en el lugar donde presta sus servicios. Dentro de este pago se encuentra incluida la remuneración de los descansos dominicales y festivos de que </w:t>
-      </w:r>
-      <w:r>
-        <w:rPr>
-          <w:rFonts w:ascii="Calibri" w:eastAsia="Calibri" w:hAnsi="Calibri" w:cs="Calibri"/>
-        </w:rPr>
-        <w:t xml:space="preserve">tratan los capítulos I y II del título VII del </w:t>
+        <w:t xml:space="preserve">pagadera por quincenas vencidas, y en el lugar donde presta sus servicios. Dentro de este pago se encuentra incluida la remuneración de los descansos dominicales y festivos de que tratan los capítulos I y II del título VII del </w:t>
       </w:r>
       <w:r>
         <w:rPr>
@@ -2240,13 +2064,7 @@
         <w:rPr>
           <w:rFonts w:ascii="Calibri" w:eastAsia="Calibri" w:hAnsi="Calibri" w:cs="Calibri"/>
         </w:rPr>
-        <w:t xml:space="preserve"> por concepto de cualquier modalidad fija o variable de salario, constituye remu</w:t>
-      </w:r>
-      <w:r>
-        <w:rPr>
-          <w:rFonts w:ascii="Calibri" w:eastAsia="Calibri" w:hAnsi="Calibri" w:cs="Calibri"/>
-        </w:rPr>
-        <w:t>neración ordinaria y el 17.5% restante está destinado a remunerar descansos en días dominicales y festivos de que tratan los capítulos I y II del título VII del Código Sustantivo del Trabajo.</w:t>
+        <w:t xml:space="preserve"> por concepto de cualquier modalidad fija o variable de salario, constituye remuneración ordinaria y el 17.5% restante está destinado a remunerar descansos en días dominicales y festivos de que tratan los capítulos I y II del título VII del Código Sustantivo del Trabajo.</w:t>
       </w:r>
     </w:p>
     <w:p>
@@ -2271,13 +2089,7 @@
         <w:rPr>
           <w:rFonts w:ascii="Calibri" w:eastAsia="Calibri" w:hAnsi="Calibri" w:cs="Calibri"/>
         </w:rPr>
-        <w:t xml:space="preserve"> Se deja previsto que EL EMPLEADOR tiene la fa</w:t>
-      </w:r>
-      <w:r>
-        <w:rPr>
-          <w:rFonts w:ascii="Calibri" w:eastAsia="Calibri" w:hAnsi="Calibri" w:cs="Calibri"/>
-        </w:rPr>
-        <w:t>cultad de modificar las fechas y periodos de pago de manera unilateral siempre que no sea mayor de un mes, debiendo notificar de manera oportuna a EL TRABAJADOR.</w:t>
+        <w:t xml:space="preserve"> Se deja previsto que EL EMPLEADOR tiene la facultad de modificar las fechas y periodos de pago de manera unilateral siempre que no sea mayor de un mes, debiendo notificar de manera oportuna a EL TRABAJADOR.</w:t>
       </w:r>
     </w:p>
     <w:p>
@@ -2332,13 +2144,7 @@
         <w:rPr>
           <w:rFonts w:ascii="Calibri" w:eastAsia="Calibri" w:hAnsi="Calibri" w:cs="Calibri"/>
         </w:rPr>
-        <w:t xml:space="preserve">, acuerdan expresamente que </w:t>
-      </w:r>
-      <w:r>
-        <w:rPr>
-          <w:rFonts w:ascii="Calibri" w:eastAsia="Calibri" w:hAnsi="Calibri" w:cs="Calibri"/>
-        </w:rPr>
-        <w:t xml:space="preserve">no constituyen salario los pagos o reconocimientos que se le hagan  al primero por concepto de beneficios o auxilios habituales u ocasionales acordados convencional o contractualmente u otorgados en forma extralegal por </w:t>
+        <w:t xml:space="preserve">, acuerdan expresamente que no constituyen salario los pagos o reconocimientos que se le hagan  al primero por concepto de beneficios o auxilios habituales u ocasionales acordados convencional o contractualmente u otorgados en forma extralegal por </w:t>
       </w:r>
       <w:r>
         <w:rPr>
@@ -2352,26 +2158,14 @@
         <w:rPr>
           <w:rFonts w:ascii="Calibri" w:eastAsia="Calibri" w:hAnsi="Calibri" w:cs="Calibri"/>
         </w:rPr>
-        <w:t>, tales como la alimenta</w:t>
-      </w:r>
-      <w:r>
-        <w:rPr>
-          <w:rFonts w:ascii="Calibri" w:eastAsia="Calibri" w:hAnsi="Calibri" w:cs="Calibri"/>
-        </w:rPr>
-        <w:t xml:space="preserve">ción, </w:t>
+        <w:t xml:space="preserve">, tales como la alimentación, </w:t>
       </w:r>
       <w:r>
         <w:rPr>
           <w:rFonts w:ascii="Calibri" w:eastAsia="Calibri" w:hAnsi="Calibri" w:cs="Calibri"/>
         </w:rPr>
         <w:lastRenderedPageBreak/>
-        <w:t>habitación o vestuario, las primas o bonificaciones extralegales de vacaciones, de servicios, auxilios o becas para estudios, auxilios por muerte de familiares o por calamidad doméstica, auxilios o reconocimientos por medicamentos o consultas médicas</w:t>
-      </w:r>
-      <w:r>
-        <w:rPr>
-          <w:rFonts w:ascii="Calibri" w:eastAsia="Calibri" w:hAnsi="Calibri" w:cs="Calibri"/>
-        </w:rPr>
-        <w:t xml:space="preserve"> u odontológicas, o cualquier otro beneficio similar a los anteriormente enunciados, de acuerdo con lo consagrado en el artículo 15 de la ley 50 de 1990.</w:t>
+        <w:t>habitación o vestuario, las primas o bonificaciones extralegales de vacaciones, de servicios, auxilios o becas para estudios, auxilios por muerte de familiares o por calamidad doméstica, auxilios o reconocimientos por medicamentos o consultas médicas u odontológicas, o cualquier otro beneficio similar a los anteriormente enunciados, de acuerdo con lo consagrado en el artículo 15 de la ley 50 de 1990.</w:t>
       </w:r>
     </w:p>
     <w:p>
@@ -2404,13 +2198,7 @@
         <w:rPr>
           <w:rFonts w:ascii="Calibri" w:eastAsia="Calibri" w:hAnsi="Calibri" w:cs="Calibri"/>
         </w:rPr>
-        <w:t>Queda expresamente acordado entre las partes, que el trabajador en materia de beneficios y prestacione</w:t>
-      </w:r>
-      <w:r>
-        <w:rPr>
-          <w:rFonts w:ascii="Calibri" w:eastAsia="Calibri" w:hAnsi="Calibri" w:cs="Calibri"/>
-        </w:rPr>
-        <w:t>s extralegales no tendrá ningún reconocimiento por parte del Empleador, reconociéndole el empleador únicamente las prestaciones legales establecidas en nuestra legislación laboral.</w:t>
+        <w:t>Queda expresamente acordado entre las partes, que el trabajador en materia de beneficios y prestaciones extralegales no tendrá ningún reconocimiento por parte del Empleador, reconociéndole el empleador únicamente las prestaciones legales establecidas en nuestra legislación laboral.</w:t>
       </w:r>
     </w:p>
     <w:p>
@@ -2470,13 +2258,7 @@
         <w:rPr>
           <w:rFonts w:ascii="Calibri" w:eastAsia="Calibri" w:hAnsi="Calibri" w:cs="Calibri"/>
         </w:rPr>
-        <w:t xml:space="preserve"> El presente contrato de trabajo se ha pactado a término indef</w:t>
-      </w:r>
-      <w:r>
-        <w:rPr>
-          <w:rFonts w:ascii="Calibri" w:eastAsia="Calibri" w:hAnsi="Calibri" w:cs="Calibri"/>
-        </w:rPr>
-        <w:t>inido; no obstante, tendrá vigencia mientras subsistan las causas que le dieron origen, de acuerdo con las disposiciones legales sobre el particular. De igual forma terminará por las causas contempladas en la ley.</w:t>
+        <w:t xml:space="preserve"> El presente contrato de trabajo se ha pactado a término indefinido; no obstante, tendrá vigencia mientras subsistan las causas que le dieron origen, de acuerdo con las disposiciones legales sobre el particular. De igual forma terminará por las causas contempladas en la ley.</w:t>
       </w:r>
     </w:p>
     <w:p>
@@ -2498,19 +2280,7 @@
         <w:rPr>
           <w:rFonts w:ascii="Calibri" w:eastAsia="Calibri" w:hAnsi="Calibri" w:cs="Calibri"/>
         </w:rPr>
-        <w:t>En cumplimiento del deber gener</w:t>
-      </w:r>
-      <w:r>
-        <w:rPr>
-          <w:rFonts w:ascii="Calibri" w:eastAsia="Calibri" w:hAnsi="Calibri" w:cs="Calibri"/>
-        </w:rPr>
-        <w:t>al de las partes de ejecutar el contrato de trabajo de buena fe, EL TRABAJADOR entiende que en caso de dar por terminado de manera unilateral el contrato de trabajo actualmente vigente, debe dar previo aviso a EL EMPLEADOR sobre dicha decisión, con una ant</w:t>
-      </w:r>
-      <w:r>
-        <w:rPr>
-          <w:rFonts w:ascii="Calibri" w:eastAsia="Calibri" w:hAnsi="Calibri" w:cs="Calibri"/>
-        </w:rPr>
-        <w:t xml:space="preserve">elación no inferior a treinta (30) días calendario a la fecha de terminación del contrato. </w:t>
+        <w:t xml:space="preserve">En cumplimiento del deber general de las partes de ejecutar el contrato de trabajo de buena fe, EL TRABAJADOR entiende que en caso de dar por terminado de manera unilateral el contrato de trabajo actualmente vigente, debe dar previo aviso a EL EMPLEADOR sobre dicha decisión, con una antelación no inferior a treinta (30) días calendario a la fecha de terminación del contrato. </w:t>
       </w:r>
     </w:p>
     <w:p>
@@ -2578,13 +2348,7 @@
         <w:rPr>
           <w:rFonts w:ascii="Calibri" w:eastAsia="Calibri" w:hAnsi="Calibri" w:cs="Calibri"/>
         </w:rPr>
-        <w:t xml:space="preserve"> y éste la conveniencia de las condiciones de t</w:t>
-      </w:r>
-      <w:r>
-        <w:rPr>
-          <w:rFonts w:ascii="Calibri" w:eastAsia="Calibri" w:hAnsi="Calibri" w:cs="Calibri"/>
-        </w:rPr>
-        <w:t>rabajo. Por lo tanto, durante este período, el contrato puede darse por terminado unilateralmente en cualquier momento, sin previo aviso y sin indemnización alguna.</w:t>
+        <w:t xml:space="preserve"> y éste la conveniencia de las condiciones de trabajo. Por lo tanto, durante este período, el contrato puede darse por terminado unilateralmente en cualquier momento, sin previo aviso y sin indemnización alguna.</w:t>
       </w:r>
     </w:p>
     <w:p>
@@ -2632,15 +2396,7 @@
           <w:b/>
           <w:bCs/>
         </w:rPr>
-        <w:t xml:space="preserve">EL </w:t>
-      </w:r>
-      <w:r>
-        <w:rPr>
-          <w:rFonts w:ascii="Calibri" w:eastAsia="Calibri" w:hAnsi="Calibri" w:cs="Calibri"/>
-          <w:b/>
-          <w:bCs/>
-        </w:rPr>
-        <w:t>TRABAJADOR</w:t>
+        <w:t>EL TRABAJADOR</w:t>
       </w:r>
       <w:r>
         <w:rPr>
@@ -2660,33 +2416,21 @@
         <w:rPr>
           <w:rFonts w:ascii="Calibri" w:eastAsia="Calibri" w:hAnsi="Calibri" w:cs="Calibri"/>
         </w:rPr>
-        <w:t xml:space="preserve"> esté vinculado a cualquier título, sin que ello implique retribuciones, salarios u honorarios diferentes a los a</w:t>
-      </w:r>
-      <w:r>
-        <w:rPr>
-          <w:rFonts w:ascii="Calibri" w:eastAsia="Calibri" w:hAnsi="Calibri" w:cs="Calibri"/>
-        </w:rPr>
-        <w:t>cordados entre las partes.</w:t>
-      </w:r>
-    </w:p>
-    <w:p>
-      <w:pPr>
-        <w:jc w:val="both"/>
-        <w:rPr>
-          <w:rFonts w:ascii="Calibri" w:eastAsia="Calibri" w:hAnsi="Calibri" w:cs="Calibri"/>
-        </w:rPr>
-      </w:pPr>
-      <w:r>
-        <w:rPr>
-          <w:rFonts w:ascii="Calibri" w:eastAsia="Calibri" w:hAnsi="Calibri" w:cs="Calibri"/>
-        </w:rPr>
-        <w:t>Queda expresamente previsto que la característica de la estructura de cargos de la empresa es la polifuncionalidad en virtud de la cual el trabajador puede ser asignado a las tareas que, según el plan de trabajo y los objetivos d</w:t>
-      </w:r>
-      <w:r>
-        <w:rPr>
-          <w:rFonts w:ascii="Calibri" w:eastAsia="Calibri" w:hAnsi="Calibri" w:cs="Calibri"/>
-        </w:rPr>
-        <w:t>e la misma, entre las actividades propias del nivel que le corresponde y en la medida en que se requiera deberá realizar las labores afines, conexas, anexas o complementarias a aquellas a las inicialmente acordadas.</w:t>
+        <w:t xml:space="preserve"> esté vinculado a cualquier título, sin que ello implique retribuciones, salarios u honorarios diferentes a los acordados entre las partes.</w:t>
+      </w:r>
+    </w:p>
+    <w:p>
+      <w:pPr>
+        <w:jc w:val="both"/>
+        <w:rPr>
+          <w:rFonts w:ascii="Calibri" w:eastAsia="Calibri" w:hAnsi="Calibri" w:cs="Calibri"/>
+        </w:rPr>
+      </w:pPr>
+      <w:r>
+        <w:rPr>
+          <w:rFonts w:ascii="Calibri" w:eastAsia="Calibri" w:hAnsi="Calibri" w:cs="Calibri"/>
+        </w:rPr>
+        <w:t>Queda expresamente previsto que la característica de la estructura de cargos de la empresa es la polifuncionalidad en virtud de la cual el trabajador puede ser asignado a las tareas que, según el plan de trabajo y los objetivos de la misma, entre las actividades propias del nivel que le corresponde y en la medida en que se requiera deberá realizar las labores afines, conexas, anexas o complementarias a aquellas a las inicialmente acordadas.</w:t>
       </w:r>
     </w:p>
     <w:p>
@@ -2709,13 +2453,7 @@
         <w:rPr>
           <w:rFonts w:ascii="Calibri" w:eastAsia="Calibri" w:hAnsi="Calibri" w:cs="Calibri"/>
         </w:rPr>
-        <w:t xml:space="preserve"> reconoce y acepta que la c</w:t>
-      </w:r>
-      <w:r>
-        <w:rPr>
-          <w:rFonts w:ascii="Calibri" w:eastAsia="Calibri" w:hAnsi="Calibri" w:cs="Calibri"/>
-        </w:rPr>
-        <w:t xml:space="preserve">aracterística de la estructura de cargos de la empresa es la </w:t>
+        <w:t xml:space="preserve"> reconoce y acepta que la característica de la estructura de cargos de la empresa es la </w:t>
       </w:r>
       <w:proofErr w:type="spellStart"/>
       <w:r>
@@ -2729,13 +2467,7 @@
         <w:rPr>
           <w:rFonts w:ascii="Calibri" w:eastAsia="Calibri" w:hAnsi="Calibri" w:cs="Calibri"/>
         </w:rPr>
-        <w:t>, en virtud de la cual el trabajador puede ser asignado a las tareas que el empleador determine según el plan de trabajo y los objetivos empresariales y de acuerdo con el nivel func</w:t>
-      </w:r>
-      <w:r>
-        <w:rPr>
-          <w:rFonts w:ascii="Calibri" w:eastAsia="Calibri" w:hAnsi="Calibri" w:cs="Calibri"/>
-        </w:rPr>
-        <w:t xml:space="preserve">ional que le corresponde a </w:t>
+        <w:t xml:space="preserve">, en virtud de la cual el trabajador puede ser asignado a las tareas que el empleador determine según el plan de trabajo y los objetivos empresariales y de acuerdo con el nivel funcional que le corresponde a </w:t>
       </w:r>
       <w:r>
         <w:rPr>
@@ -2791,13 +2523,7 @@
         <w:rPr>
           <w:rFonts w:ascii="Calibri" w:eastAsia="Calibri" w:hAnsi="Calibri" w:cs="Calibri"/>
         </w:rPr>
-        <w:t xml:space="preserve"> o para cualquier otra empresa o sociedad que aquel designe de acuerdo con los convenios</w:t>
-      </w:r>
-      <w:r>
-        <w:rPr>
-          <w:rFonts w:ascii="Calibri" w:eastAsia="Calibri" w:hAnsi="Calibri" w:cs="Calibri"/>
-        </w:rPr>
-        <w:t xml:space="preserve"> de colaboración (o de cualquier otra naturaleza) que </w:t>
+        <w:t xml:space="preserve"> o para cualquier otra empresa o sociedad que aquel designe de acuerdo con los convenios de colaboración (o de cualquier otra naturaleza) que </w:t>
       </w:r>
       <w:r>
         <w:rPr>
@@ -2825,13 +2551,7 @@
         <w:rPr>
           <w:rFonts w:ascii="Calibri" w:eastAsia="Calibri" w:hAnsi="Calibri" w:cs="Calibri"/>
         </w:rPr>
-        <w:t xml:space="preserve"> mencionada en es</w:t>
-      </w:r>
-      <w:r>
-        <w:rPr>
-          <w:rFonts w:ascii="Calibri" w:eastAsia="Calibri" w:hAnsi="Calibri" w:cs="Calibri"/>
-        </w:rPr>
-        <w:t xml:space="preserve">ta cláusula no se derivará vínculo laboral alguno, toda vez que la subordinación se mantiene en cabeza del empleador CYRGO S.A.S., y será ejercida en virtud del contrato de trabajo celebrado entre esta y </w:t>
+        <w:t xml:space="preserve"> mencionada en esta cláusula no se derivará vínculo laboral alguno, toda vez que la subordinación se mantiene en cabeza del empleador CYRGO S.A.S., y será ejercida en virtud del contrato de trabajo celebrado entre esta y </w:t>
       </w:r>
       <w:r>
         <w:rPr>
@@ -2853,13 +2573,7 @@
         <w:rPr>
           <w:rFonts w:ascii="Calibri" w:eastAsia="Calibri" w:hAnsi="Calibri" w:cs="Calibri"/>
         </w:rPr>
-        <w:t>Se deja expresa constancia que, en at</w:t>
-      </w:r>
-      <w:r>
-        <w:rPr>
-          <w:rFonts w:ascii="Calibri" w:eastAsia="Calibri" w:hAnsi="Calibri" w:cs="Calibri"/>
-        </w:rPr>
-        <w:t xml:space="preserve">ención a lo anteriormente expuesto, se entenderán como funciones de </w:t>
+        <w:t xml:space="preserve">Se deja expresa constancia que, en atención a lo anteriormente expuesto, se entenderán como funciones de </w:t>
       </w:r>
       <w:r>
         <w:rPr>
@@ -2873,13 +2587,7 @@
         <w:rPr>
           <w:rFonts w:ascii="Calibri" w:eastAsia="Calibri" w:hAnsi="Calibri" w:cs="Calibri"/>
         </w:rPr>
-        <w:t xml:space="preserve"> aquellas que le fueran asignadas en desarrollo del contrato suscrito entre las partes, así como aquellas de soporte y apoyo que deba prestar en las empresas con las cuales ex</w:t>
-      </w:r>
-      <w:r>
-        <w:rPr>
-          <w:rFonts w:ascii="Calibri" w:eastAsia="Calibri" w:hAnsi="Calibri" w:cs="Calibri"/>
-        </w:rPr>
-        <w:t>istan convenios de colaboración.</w:t>
+        <w:t xml:space="preserve"> aquellas que le fueran asignadas en desarrollo del contrato suscrito entre las partes, así como aquellas de soporte y apoyo que deba prestar en las empresas con las cuales existan convenios de colaboración.</w:t>
       </w:r>
     </w:p>
     <w:p>
@@ -2915,13 +2623,7 @@
         <w:rPr>
           <w:rFonts w:ascii="Calibri" w:eastAsia="Calibri" w:hAnsi="Calibri" w:cs="Calibri"/>
         </w:rPr>
-        <w:t>, además de las enumeradas en artículo 6</w:t>
-      </w:r>
-      <w:r>
-        <w:rPr>
-          <w:rFonts w:ascii="Calibri" w:eastAsia="Calibri" w:hAnsi="Calibri" w:cs="Calibri"/>
-        </w:rPr>
-        <w:t>2, literal a) del CST, las que se califiquen como graves en el Reglamento Interno de Trabajo y las siguientes que se consideran graves:</w:t>
+        <w:t>, además de las enumeradas en artículo 62, literal a) del CST, las que se califiquen como graves en el Reglamento Interno de Trabajo y las siguientes que se consideran graves:</w:t>
       </w:r>
     </w:p>
     <w:p>
@@ -3023,13 +2725,7 @@
         <w:rPr>
           <w:rFonts w:ascii="Calibri" w:eastAsia="Calibri" w:hAnsi="Calibri" w:cs="Calibri"/>
         </w:rPr>
-        <w:t>Pelear, insultar, calumniar o indis</w:t>
-      </w:r>
-      <w:r>
-        <w:rPr>
-          <w:rFonts w:ascii="Calibri" w:eastAsia="Calibri" w:hAnsi="Calibri" w:cs="Calibri"/>
-        </w:rPr>
-        <w:t>poner con falsedades a los compañeros de trabajo, o a quienes tengan en la Empresa las funciones de supervisores o jefes.</w:t>
+        <w:t>Pelear, insultar, calumniar o indisponer con falsedades a los compañeros de trabajo, o a quienes tengan en la Empresa las funciones de supervisores o jefes.</w:t>
       </w:r>
     </w:p>
     <w:p>
@@ -3097,13 +2793,7 @@
         <w:rPr>
           <w:rFonts w:ascii="Calibri" w:eastAsia="Calibri" w:hAnsi="Calibri" w:cs="Calibri"/>
         </w:rPr>
-        <w:t>, hacer uso de los permisos o licencias con fines difer</w:t>
-      </w:r>
-      <w:r>
-        <w:rPr>
-          <w:rFonts w:ascii="Calibri" w:eastAsia="Calibri" w:hAnsi="Calibri" w:cs="Calibri"/>
-        </w:rPr>
-        <w:t xml:space="preserve">entes a lo solicitado, presentar incapacidades sin estar enfermo, y/o documentos o informes falsos para obtener beneficios o evitarse perjuicios con </w:t>
+        <w:t xml:space="preserve">, hacer uso de los permisos o licencias con fines diferentes a lo solicitado, presentar incapacidades sin estar enfermo, y/o documentos o informes falsos para obtener beneficios o evitarse perjuicios con </w:t>
       </w:r>
       <w:r>
         <w:rPr>
@@ -3138,13 +2828,7 @@
           <w:rFonts w:ascii="Calibri" w:eastAsia="Calibri" w:hAnsi="Calibri" w:cs="Calibri"/>
         </w:rPr>
         <w:lastRenderedPageBreak/>
-        <w:t>Hacer un trabajo distinto al asignado o accionar máquinas, herramientas o equipos sin   previ</w:t>
-      </w:r>
-      <w:r>
-        <w:rPr>
-          <w:rFonts w:ascii="Calibri" w:eastAsia="Calibri" w:hAnsi="Calibri" w:cs="Calibri"/>
-        </w:rPr>
-        <w:t>a autorización de sus jefes inmediatos o mediatos.</w:t>
+        <w:t>Hacer un trabajo distinto al asignado o accionar máquinas, herramientas o equipos sin   previa autorización de sus jefes inmediatos o mediatos.</w:t>
       </w:r>
     </w:p>
     <w:p>
@@ -3212,13 +2896,7 @@
         <w:rPr>
           <w:rFonts w:ascii="Calibri" w:eastAsia="Calibri" w:hAnsi="Calibri" w:cs="Calibri"/>
         </w:rPr>
-        <w:t>Presentarse a las instalacione</w:t>
-      </w:r>
-      <w:r>
-        <w:rPr>
-          <w:rFonts w:ascii="Calibri" w:eastAsia="Calibri" w:hAnsi="Calibri" w:cs="Calibri"/>
-        </w:rPr>
-        <w:t>s de la Empresa alicorado, drogado, o bajo el efecto de sustancias enervantes o alucinógenas, ingerirlas o encontrarse en ese estado dentro de ella.</w:t>
+        <w:t>Presentarse a las instalaciones de la Empresa alicorado, drogado, o bajo el efecto de sustancias enervantes o alucinógenas, ingerirlas o encontrarse en ese estado dentro de ella.</w:t>
       </w:r>
     </w:p>
     <w:p>
@@ -3272,13 +2950,7 @@
         <w:rPr>
           <w:rFonts w:ascii="Calibri" w:eastAsia="Calibri" w:hAnsi="Calibri" w:cs="Calibri"/>
         </w:rPr>
-        <w:t>Violar las reglas o sistemas de seg</w:t>
-      </w:r>
-      <w:r>
-        <w:rPr>
-          <w:rFonts w:ascii="Calibri" w:eastAsia="Calibri" w:hAnsi="Calibri" w:cs="Calibri"/>
-        </w:rPr>
-        <w:t>uridad establecidos por la EMPRESA.</w:t>
+        <w:t>Violar las reglas o sistemas de seguridad establecidos por la EMPRESA.</w:t>
       </w:r>
     </w:p>
     <w:p>
@@ -3338,13 +3010,7 @@
         <w:rPr>
           <w:rFonts w:ascii="Calibri" w:eastAsia="Calibri" w:hAnsi="Calibri" w:cs="Calibri"/>
         </w:rPr>
-        <w:t>El retardo injustificado en la ho</w:t>
-      </w:r>
-      <w:r>
-        <w:rPr>
-          <w:rFonts w:ascii="Calibri" w:eastAsia="Calibri" w:hAnsi="Calibri" w:cs="Calibri"/>
-        </w:rPr>
-        <w:t>ra de entrada al trabajo, por sexta vez.</w:t>
+        <w:t>El retardo injustificado en la hora de entrada al trabajo, por sexta vez.</w:t>
       </w:r>
     </w:p>
     <w:p>
@@ -3384,13 +3050,7 @@
         <w:rPr>
           <w:rFonts w:ascii="Calibri" w:eastAsia="Calibri" w:hAnsi="Calibri" w:cs="Calibri"/>
         </w:rPr>
-        <w:t>Intimidar o amenazar a los compañeros para que pertenezcan o se retiren de determinado grupo o asociació</w:t>
-      </w:r>
-      <w:r>
-        <w:rPr>
-          <w:rFonts w:ascii="Calibri" w:eastAsia="Calibri" w:hAnsi="Calibri" w:cs="Calibri"/>
-        </w:rPr>
-        <w:t>n de carácter político, religioso, sindical o cultural, o para que tomen partido contra determinada proposición que fuere de interés para la Empresa o sus trabajadores.</w:t>
+        <w:t>Intimidar o amenazar a los compañeros para que pertenezcan o se retiren de determinado grupo o asociación de carácter político, religioso, sindical o cultural, o para que tomen partido contra determinada proposición que fuere de interés para la Empresa o sus trabajadores.</w:t>
       </w:r>
     </w:p>
     <w:p>
@@ -3444,13 +3104,7 @@
         <w:rPr>
           <w:rFonts w:ascii="Calibri" w:eastAsia="Calibri" w:hAnsi="Calibri" w:cs="Calibri"/>
         </w:rPr>
-        <w:t xml:space="preserve"> en perjuicio de los</w:t>
-      </w:r>
-      <w:r>
-        <w:rPr>
-          <w:rFonts w:ascii="Calibri" w:eastAsia="Calibri" w:hAnsi="Calibri" w:cs="Calibri"/>
-        </w:rPr>
-        <w:t xml:space="preserve"> intereses de </w:t>
+        <w:t xml:space="preserve"> en perjuicio de los intereses de </w:t>
       </w:r>
       <w:r>
         <w:rPr>
@@ -3506,15 +3160,7 @@
           <w:b/>
           <w:bCs/>
         </w:rPr>
-        <w:t>EL EMPLEADO</w:t>
-      </w:r>
-      <w:r>
-        <w:rPr>
-          <w:rFonts w:ascii="Calibri" w:eastAsia="Calibri" w:hAnsi="Calibri" w:cs="Calibri"/>
-          <w:b/>
-          <w:bCs/>
-        </w:rPr>
-        <w:t>R</w:t>
+        <w:t>EL EMPLEADOR</w:t>
       </w:r>
       <w:r>
         <w:rPr>
@@ -3608,19 +3254,7 @@
         <w:rPr>
           <w:rFonts w:ascii="Calibri" w:eastAsia="Calibri" w:hAnsi="Calibri" w:cs="Calibri"/>
         </w:rPr>
-        <w:t>Retener, sust</w:t>
-      </w:r>
-      <w:r>
-        <w:rPr>
-          <w:rFonts w:ascii="Calibri" w:eastAsia="Calibri" w:hAnsi="Calibri" w:cs="Calibri"/>
-        </w:rPr>
-        <w:t xml:space="preserve">raer o apropiarse de documentos o elementos de trabajo de propiedad de EL EMPLEADOR; (j) Presentar cuentas, recibos de gastos, facturas, informes o cualquier otro documento ficticio, modificado, adulterado o reportar como cumplidas actividades o tareas no </w:t>
-      </w:r>
-      <w:r>
-        <w:rPr>
-          <w:rFonts w:ascii="Calibri" w:eastAsia="Calibri" w:hAnsi="Calibri" w:cs="Calibri"/>
-        </w:rPr>
-        <w:t>efectuadas; (k) Negarse a la aplicación de cualquier tipo de pruebas de alcoholemia, que de manera aleatoria practique la empresa, a efectos de llevar un control preventivo de riesgos y accidentes en el lugar de trabajo.</w:t>
+        <w:t>Retener, sustraer o apropiarse de documentos o elementos de trabajo de propiedad de EL EMPLEADOR; (j) Presentar cuentas, recibos de gastos, facturas, informes o cualquier otro documento ficticio, modificado, adulterado o reportar como cumplidas actividades o tareas no efectuadas; (k) Negarse a la aplicación de cualquier tipo de pruebas de alcoholemia, que de manera aleatoria practique la empresa, a efectos de llevar un control preventivo de riesgos y accidentes en el lugar de trabajo.</w:t>
       </w:r>
     </w:p>
     <w:p>
@@ -3645,13 +3279,7 @@
           <w:rFonts w:ascii="Calibri" w:eastAsia="Calibri" w:hAnsi="Calibri" w:cs="Calibri"/>
         </w:rPr>
         <w:lastRenderedPageBreak/>
-        <w:t>Las demás que las partes establezc</w:t>
-      </w:r>
-      <w:r>
-        <w:rPr>
-          <w:rFonts w:ascii="Calibri" w:eastAsia="Calibri" w:hAnsi="Calibri" w:cs="Calibri"/>
-        </w:rPr>
-        <w:t>an como faltas graves, en concordancia con lo establecido en el artículo 62, literal a, numeral 6° del CST.</w:t>
+        <w:t>Las demás que las partes establezcan como faltas graves, en concordancia con lo establecido en el artículo 62, literal a, numeral 6° del CST.</w:t>
       </w:r>
     </w:p>
     <w:p>
@@ -3705,13 +3333,7 @@
         <w:rPr>
           <w:rFonts w:ascii="Calibri" w:eastAsia="Calibri" w:hAnsi="Calibri" w:cs="Calibri"/>
         </w:rPr>
-        <w:t>a cumplir todas las responsabilidades que le sean asignadas respecto a:</w:t>
-      </w:r>
-      <w:r>
-        <w:rPr>
-          <w:rFonts w:ascii="Calibri" w:eastAsia="Calibri" w:hAnsi="Calibri" w:cs="Calibri"/>
-        </w:rPr>
-        <w:t xml:space="preserve"> </w:t>
+        <w:t xml:space="preserve">a cumplir todas las responsabilidades que le sean asignadas respecto a: </w:t>
       </w:r>
       <w:r>
         <w:rPr>
@@ -3739,13 +3361,7 @@
         <w:rPr>
           <w:rFonts w:ascii="Calibri" w:eastAsia="Calibri" w:hAnsi="Calibri" w:cs="Calibri"/>
         </w:rPr>
-        <w:t>Manejo adecuado de la informa</w:t>
-      </w:r>
-      <w:r>
-        <w:rPr>
-          <w:rFonts w:ascii="Calibri" w:eastAsia="Calibri" w:hAnsi="Calibri" w:cs="Calibri"/>
-        </w:rPr>
-        <w:t xml:space="preserve">ción, cumplimiento de las políticas y directrices adoptadas por </w:t>
+        <w:t xml:space="preserve">Manejo adecuado de la información, cumplimiento de las políticas y directrices adoptadas por </w:t>
       </w:r>
       <w:r>
         <w:rPr>
@@ -3773,13 +3389,7 @@
         <w:rPr>
           <w:rFonts w:ascii="Calibri" w:eastAsia="Calibri" w:hAnsi="Calibri" w:cs="Calibri"/>
         </w:rPr>
-        <w:t>Manejo adecuad</w:t>
-      </w:r>
-      <w:r>
-        <w:rPr>
-          <w:rFonts w:ascii="Calibri" w:eastAsia="Calibri" w:hAnsi="Calibri" w:cs="Calibri"/>
-        </w:rPr>
-        <w:t xml:space="preserve">o de la carga, considerándose esta como materia prima, insumos, producto terminado, repuestos, entre otros, a los que tenga acceso y relación por el cargo que desempeña. </w:t>
+        <w:t xml:space="preserve">Manejo adecuado de la carga, considerándose esta como materia prima, insumos, producto terminado, repuestos, entre otros, a los que tenga acceso y relación por el cargo que desempeña. </w:t>
       </w:r>
       <w:r>
         <w:rPr>
@@ -3801,15 +3411,7 @@
           <w:b/>
           <w:bCs/>
         </w:rPr>
-        <w:t xml:space="preserve">EL </w:t>
-      </w:r>
-      <w:r>
-        <w:rPr>
-          <w:rFonts w:ascii="Calibri" w:eastAsia="Calibri" w:hAnsi="Calibri" w:cs="Calibri"/>
-          <w:b/>
-          <w:bCs/>
-        </w:rPr>
-        <w:t>EMPLEADOR</w:t>
+        <w:t>EL EMPLEADOR</w:t>
       </w:r>
       <w:r>
         <w:rPr>
@@ -3871,13 +3473,7 @@
         <w:rPr>
           <w:rFonts w:ascii="Calibri" w:eastAsia="Calibri" w:hAnsi="Calibri" w:cs="Calibri"/>
         </w:rPr>
-        <w:t xml:space="preserve"> en el marco de implementación del Sistema de Gestión de Seguridad y Salud en el Trabajo. El incumplimiento de estas obligaciones constituye una falta grave, que, desde ahora, ac</w:t>
-      </w:r>
-      <w:r>
-        <w:rPr>
-          <w:rFonts w:ascii="Calibri" w:eastAsia="Calibri" w:hAnsi="Calibri" w:cs="Calibri"/>
-        </w:rPr>
-        <w:t xml:space="preserve">uerdan </w:t>
+        <w:t xml:space="preserve"> en el marco de implementación del Sistema de Gestión de Seguridad y Salud en el Trabajo. El incumplimiento de estas obligaciones constituye una falta grave, que, desde ahora, acuerdan </w:t>
       </w:r>
       <w:r>
         <w:rPr>
@@ -3899,15 +3495,7 @@
           <w:b/>
           <w:bCs/>
         </w:rPr>
-        <w:t>EL EMPL</w:t>
-      </w:r>
-      <w:r>
-        <w:rPr>
-          <w:rFonts w:ascii="Calibri" w:eastAsia="Calibri" w:hAnsi="Calibri" w:cs="Calibri"/>
-          <w:b/>
-          <w:bCs/>
-        </w:rPr>
-        <w:t>EADOR</w:t>
+        <w:t>EL EMPLEADOR</w:t>
       </w:r>
       <w:r>
         <w:rPr>
@@ -3939,13 +3527,7 @@
         <w:rPr>
           <w:rFonts w:ascii="Calibri" w:eastAsia="Calibri" w:hAnsi="Calibri" w:cs="Calibri"/>
         </w:rPr>
-        <w:t>, a la firma del presente documento, manifiesta bajo la gravedad de juramento que no se encuentra vinculado a investigaciones ni sanciones relacionadas con lavado de activos y Financiación del terroris</w:t>
-      </w:r>
-      <w:r>
-        <w:rPr>
-          <w:rFonts w:ascii="Calibri" w:eastAsia="Calibri" w:hAnsi="Calibri" w:cs="Calibri"/>
-        </w:rPr>
-        <w:t xml:space="preserve">mo y que tampoco se encuentra incluido en ninguna lista restrictiva por conductas relacionadas con este tipo de conductas delictivas. </w:t>
+        <w:t xml:space="preserve">, a la firma del presente documento, manifiesta bajo la gravedad de juramento que no se encuentra vinculado a investigaciones ni sanciones relacionadas con lavado de activos y Financiación del terrorismo y que tampoco se encuentra incluido en ninguna lista restrictiva por conductas relacionadas con este tipo de conductas delictivas. </w:t>
       </w:r>
     </w:p>
     <w:p>
@@ -3991,13 +3573,7 @@
         <w:rPr>
           <w:rFonts w:ascii="Calibri" w:eastAsia="Calibri" w:hAnsi="Calibri" w:cs="Calibri"/>
         </w:rPr>
-        <w:t>, se prese</w:t>
-      </w:r>
-      <w:r>
-        <w:rPr>
-          <w:rFonts w:ascii="Calibri" w:eastAsia="Calibri" w:hAnsi="Calibri" w:cs="Calibri"/>
-        </w:rPr>
-        <w:t xml:space="preserve">nte alguna coincidencia en listas restrictivas relacionada con lavado de activos y financiación del terrorismo, el presente contrato de trabajo se terminará de inmediato, sin que se genere ningún tipo de indemnización a favor de </w:t>
+        <w:t xml:space="preserve">, se presente alguna coincidencia en listas restrictivas relacionada con lavado de activos y financiación del terrorismo, el presente contrato de trabajo se terminará de inmediato, sin que se genere ningún tipo de indemnización a favor de </w:t>
       </w:r>
       <w:r>
         <w:rPr>
@@ -4027,27 +3603,13 @@
           <w:b/>
           <w:bCs/>
         </w:rPr>
-        <w:t>8. CONFLICTO</w:t>
-      </w:r>
-      <w:r>
-        <w:rPr>
-          <w:rFonts w:ascii="Calibri" w:eastAsia="Calibri" w:hAnsi="Calibri" w:cs="Calibri"/>
-          <w:b/>
-          <w:bCs/>
-        </w:rPr>
-        <w:t xml:space="preserve"> DE INTERES:</w:t>
-      </w:r>
-      <w:r>
-        <w:rPr>
-          <w:rFonts w:ascii="Calibri" w:eastAsia="Calibri" w:hAnsi="Calibri" w:cs="Calibri"/>
-        </w:rPr>
-        <w:t xml:space="preserve"> EL TRABAJADOR se compromete a actuar siempre con lealtad, objetividad y transparencia en el ejercicio de sus funciones, evitando situaciones que puedan afectar su independencia o generar un conflicto entre sus intereses personales y los de EL </w:t>
-      </w:r>
-      <w:r>
-        <w:rPr>
-          <w:rFonts w:ascii="Calibri" w:eastAsia="Calibri" w:hAnsi="Calibri" w:cs="Calibri"/>
-        </w:rPr>
-        <w:t>EMPLEADOR.</w:t>
+        <w:t>8. CONFLICTO DE INTERES:</w:t>
+      </w:r>
+      <w:r>
+        <w:rPr>
+          <w:rFonts w:ascii="Calibri" w:eastAsia="Calibri" w:hAnsi="Calibri" w:cs="Calibri"/>
+        </w:rPr>
+        <w:t xml:space="preserve"> EL TRABAJADOR se compromete a actuar siempre con lealtad, objetividad y transparencia en el ejercicio de sus funciones, evitando situaciones que puedan afectar su independencia o generar un conflicto entre sus intereses personales y los de EL EMPLEADOR.</w:t>
       </w:r>
     </w:p>
     <w:p>
@@ -4062,19 +3624,7 @@
           <w:rFonts w:ascii="Calibri" w:eastAsia="Calibri" w:hAnsi="Calibri" w:cs="Calibri"/>
         </w:rPr>
         <w:lastRenderedPageBreak/>
-        <w:t>En caso de mantener o establecer cualquier tipo de relación personal, familiar, comercial o de otra índole con otro trabajador, proveedor, cliente o tercero vinculado con EL EMPLEADOR, que pudiera dar lugar a un potencial conflicto de interés, E</w:t>
-      </w:r>
-      <w:r>
-        <w:rPr>
-          <w:rFonts w:ascii="Calibri" w:eastAsia="Calibri" w:hAnsi="Calibri" w:cs="Calibri"/>
-        </w:rPr>
-        <w:t>L TRABAJADOR se compromete a reportar dicha situación de forma inmediata al área de Gestión de Personas, para que esta evalúe y determine las medidas que correspondan. La omisión en el deber de informar oportunamente una posible situación de conflicto de i</w:t>
-      </w:r>
-      <w:r>
-        <w:rPr>
-          <w:rFonts w:ascii="Calibri" w:eastAsia="Calibri" w:hAnsi="Calibri" w:cs="Calibri"/>
-        </w:rPr>
-        <w:t xml:space="preserve">nterés podrá considerarse una falta grave para todos los efectos legales. </w:t>
+        <w:t xml:space="preserve">En caso de mantener o establecer cualquier tipo de relación personal, familiar, comercial o de otra índole con otro trabajador, proveedor, cliente o tercero vinculado con EL EMPLEADOR, que pudiera dar lugar a un potencial conflicto de interés, EL TRABAJADOR se compromete a reportar dicha situación de forma inmediata al área de Gestión de Personas, para que esta evalúe y determine las medidas que correspondan. La omisión en el deber de informar oportunamente una posible situación de conflicto de interés podrá considerarse una falta grave para todos los efectos legales. </w:t>
       </w:r>
     </w:p>
     <w:p>
@@ -4096,55 +3646,37 @@
         <w:rPr>
           <w:rFonts w:ascii="Calibri" w:eastAsia="Calibri" w:hAnsi="Calibri" w:cs="Calibri"/>
         </w:rPr>
-        <w:t>EL TRABAJADOR se obliga a laborar la jornada máxima legal vigente en los turnos y dentro de las horas señalados por EL EMPLEADOR, pudiendo hacer éste a</w:t>
-      </w:r>
-      <w:r>
-        <w:rPr>
-          <w:rFonts w:ascii="Calibri" w:eastAsia="Calibri" w:hAnsi="Calibri" w:cs="Calibri"/>
-        </w:rPr>
-        <w:t>justes o cambios de horario cuando lo estime conveniente.</w:t>
-      </w:r>
-    </w:p>
-    <w:p>
-      <w:pPr>
-        <w:jc w:val="both"/>
-        <w:rPr>
-          <w:rFonts w:ascii="Calibri" w:eastAsia="Calibri" w:hAnsi="Calibri" w:cs="Calibri"/>
-        </w:rPr>
-      </w:pPr>
-      <w:r>
-        <w:rPr>
-          <w:rFonts w:ascii="Calibri" w:eastAsia="Calibri" w:hAnsi="Calibri" w:cs="Calibri"/>
-        </w:rPr>
-        <w:t>Las partes pactan desde ahora, la posibilidad de que EL EMPLEADOR disponga la organización de trabajo, de forma permanente o temporal, en los términos y condiciones de la Jornada Flexible contemplad</w:t>
-      </w:r>
-      <w:r>
-        <w:rPr>
-          <w:rFonts w:ascii="Calibri" w:eastAsia="Calibri" w:hAnsi="Calibri" w:cs="Calibri"/>
-        </w:rPr>
-        <w:t>a en el Artículo 161 del C.S.T. adicionado por el Artículo 48 de la Ley 789 de 2002.</w:t>
-      </w:r>
-    </w:p>
-    <w:p>
-      <w:pPr>
-        <w:jc w:val="both"/>
-        <w:rPr>
-          <w:rFonts w:ascii="Calibri" w:eastAsia="Calibri" w:hAnsi="Calibri" w:cs="Calibri"/>
-          <w:b/>
-          <w:bCs/>
-        </w:rPr>
-      </w:pPr>
-      <w:r>
-        <w:rPr>
-          <w:rFonts w:ascii="Calibri" w:eastAsia="Calibri" w:hAnsi="Calibri" w:cs="Calibri"/>
-        </w:rPr>
-        <w:t>Por el acuerdo expreso o tácito de las partes, podrán repartirse las horas de la jornada ordinaria en la forma prevista en el artículo 164 del Código Sustantivo del Trabaj</w:t>
-      </w:r>
-      <w:r>
-        <w:rPr>
-          <w:rFonts w:ascii="Calibri" w:eastAsia="Calibri" w:hAnsi="Calibri" w:cs="Calibri"/>
-        </w:rPr>
-        <w:t>o, modificado por el artículo 23 de la Ley 50 de 1990. Igualmente se deja constancia que EL EMPLEADOR podrá disponer de la organización de turnos de trabajo, de conformidad con lo establecido en el artículo 165 del</w:t>
+        <w:t>EL TRABAJADOR se obliga a laborar la jornada máxima legal vigente en los turnos y dentro de las horas señalados por EL EMPLEADOR, pudiendo hacer éste ajustes o cambios de horario cuando lo estime conveniente.</w:t>
+      </w:r>
+    </w:p>
+    <w:p>
+      <w:pPr>
+        <w:jc w:val="both"/>
+        <w:rPr>
+          <w:rFonts w:ascii="Calibri" w:eastAsia="Calibri" w:hAnsi="Calibri" w:cs="Calibri"/>
+        </w:rPr>
+      </w:pPr>
+      <w:r>
+        <w:rPr>
+          <w:rFonts w:ascii="Calibri" w:eastAsia="Calibri" w:hAnsi="Calibri" w:cs="Calibri"/>
+        </w:rPr>
+        <w:t>Las partes pactan desde ahora, la posibilidad de que EL EMPLEADOR disponga la organización de trabajo, de forma permanente o temporal, en los términos y condiciones de la Jornada Flexible contemplada en el Artículo 161 del C.S.T. adicionado por el Artículo 48 de la Ley 789 de 2002.</w:t>
+      </w:r>
+    </w:p>
+    <w:p>
+      <w:pPr>
+        <w:jc w:val="both"/>
+        <w:rPr>
+          <w:rFonts w:ascii="Calibri" w:eastAsia="Calibri" w:hAnsi="Calibri" w:cs="Calibri"/>
+          <w:b/>
+          <w:bCs/>
+        </w:rPr>
+      </w:pPr>
+      <w:r>
+        <w:rPr>
+          <w:rFonts w:ascii="Calibri" w:eastAsia="Calibri" w:hAnsi="Calibri" w:cs="Calibri"/>
+        </w:rPr>
+        <w:t>Por el acuerdo expreso o tácito de las partes, podrán repartirse las horas de la jornada ordinaria en la forma prevista en el artículo 164 del Código Sustantivo del Trabajo, modificado por el artículo 23 de la Ley 50 de 1990. Igualmente se deja constancia que EL EMPLEADOR podrá disponer de la organización de turnos de trabajo, de conformidad con lo establecido en el artículo 165 del</w:t>
       </w:r>
       <w:r>
         <w:rPr>
@@ -4176,27 +3708,13 @@
           <w:b/>
           <w:bCs/>
         </w:rPr>
-        <w:t>PARÁGRAFO</w:t>
-      </w:r>
-      <w:r>
-        <w:rPr>
-          <w:rFonts w:ascii="Calibri" w:eastAsia="Calibri" w:hAnsi="Calibri" w:cs="Calibri"/>
-          <w:b/>
-          <w:bCs/>
-        </w:rPr>
-        <w:t xml:space="preserve"> PRIMERO: </w:t>
-      </w:r>
-      <w:r>
-        <w:rPr>
-          <w:rFonts w:ascii="Calibri" w:eastAsia="Calibri" w:hAnsi="Calibri" w:cs="Calibri"/>
-        </w:rPr>
-        <w:t>EL EMPLEADOR no reconocerá a EL TRABAJADOR recargos adicionales al salario pactado, cuando EL TRABAJADOR no haya sido previamente autorizado expresamente y por escrito por un superior jerárquico, salvo cuando la necesidad de tal trabajo se presen</w:t>
-      </w:r>
-      <w:r>
-        <w:rPr>
-          <w:rFonts w:ascii="Calibri" w:eastAsia="Calibri" w:hAnsi="Calibri" w:cs="Calibri"/>
-        </w:rPr>
-        <w:t>te de manera imprevista, caso en el cual, deberá ejecutarse y darse aviso inmediato al respectivo superior jerárquico.</w:t>
+        <w:t xml:space="preserve">PARÁGRAFO PRIMERO: </w:t>
+      </w:r>
+      <w:r>
+        <w:rPr>
+          <w:rFonts w:ascii="Calibri" w:eastAsia="Calibri" w:hAnsi="Calibri" w:cs="Calibri"/>
+        </w:rPr>
+        <w:t>EL EMPLEADOR no reconocerá a EL TRABAJADOR recargos adicionales al salario pactado, cuando EL TRABAJADOR no haya sido previamente autorizado expresamente y por escrito por un superior jerárquico, salvo cuando la necesidad de tal trabajo se presente de manera imprevista, caso en el cual, deberá ejecutarse y darse aviso inmediato al respectivo superior jerárquico.</w:t>
       </w:r>
     </w:p>
     <w:p>
@@ -4221,13 +3739,7 @@
         <w:rPr>
           <w:rFonts w:ascii="Calibri" w:eastAsia="Calibri" w:hAnsi="Calibri" w:cs="Calibri"/>
         </w:rPr>
-        <w:t xml:space="preserve"> Se deja expresa constancia que en el evento que las funciones que desempeña EL TRABAJADOR sean consideradas de DIRECCI</w:t>
-      </w:r>
-      <w:r>
-        <w:rPr>
-          <w:rFonts w:ascii="Calibri" w:eastAsia="Calibri" w:hAnsi="Calibri" w:cs="Calibri"/>
-        </w:rPr>
-        <w:t xml:space="preserve">ÓN, CONFIANZA o MANEJO, este se encontrará excluido de las regulaciones sobre jornada máxima legal y deberá trabajar el número de horas que sean necesarias para el cabal desempeño de sus funciones. </w:t>
+        <w:t xml:space="preserve"> Se deja expresa constancia que en el evento que las funciones que desempeña EL TRABAJADOR sean consideradas de DIRECCIÓN, CONFIANZA o MANEJO, este se encontrará excluido de las regulaciones sobre jornada máxima legal y deberá trabajar el número de horas que sean necesarias para el cabal desempeño de sus funciones. </w:t>
       </w:r>
     </w:p>
     <w:p>
@@ -4251,19 +3763,7 @@
         <w:rPr>
           <w:rFonts w:ascii="Calibri" w:eastAsia="Calibri" w:hAnsi="Calibri" w:cs="Calibri"/>
         </w:rPr>
-        <w:t>En razón de las actividades qu</w:t>
-      </w:r>
-      <w:r>
-        <w:rPr>
-          <w:rFonts w:ascii="Calibri" w:eastAsia="Calibri" w:hAnsi="Calibri" w:cs="Calibri"/>
-        </w:rPr>
-        <w:t>e desempeña EL TRABAJADOR en el cargo mencionado, el horario de trabajo es esencialmente flexible, de lo cual EL TRABAJADOR manifiesta estar plenamente enterado y consciente, a fin de estar en disposición de adecuarse a la programación previamente divulgad</w:t>
-      </w:r>
-      <w:r>
-        <w:rPr>
-          <w:rFonts w:ascii="Calibri" w:eastAsia="Calibri" w:hAnsi="Calibri" w:cs="Calibri"/>
-        </w:rPr>
-        <w:t>a.</w:t>
+        <w:t>En razón de las actividades que desempeña EL TRABAJADOR en el cargo mencionado, el horario de trabajo es esencialmente flexible, de lo cual EL TRABAJADOR manifiesta estar plenamente enterado y consciente, a fin de estar en disposición de adecuarse a la programación previamente divulgada.</w:t>
       </w:r>
     </w:p>
     <w:p>
@@ -4305,19 +3805,7 @@
         <w:rPr>
           <w:rFonts w:ascii="Calibri" w:eastAsia="Calibri" w:hAnsi="Calibri" w:cs="Calibri"/>
         </w:rPr>
-        <w:t xml:space="preserve">El lugar para el desempeño de las funciones será el que corresponda a la ubicación geográfica de la empresa, y originalmente estará asignado a la ciudad arriba indicada. Por lo tanto, queda claro que debido a que la actividad de la empresa requiere de una </w:t>
-      </w:r>
-      <w:r>
-        <w:rPr>
-          <w:rFonts w:ascii="Calibri" w:eastAsia="Calibri" w:hAnsi="Calibri" w:cs="Calibri"/>
-        </w:rPr>
-        <w:t>asignación flexible y eficiente del recurso humano, EL TRABAJADOR se compromete a asumir los eventuales cambios que se lleguen a requerir sobre el particular, para lo cual bastará la notificación oportuna y previa que haga EL EMPLEADOR, sobre las razones q</w:t>
-      </w:r>
-      <w:r>
-        <w:rPr>
-          <w:rFonts w:ascii="Calibri" w:eastAsia="Calibri" w:hAnsi="Calibri" w:cs="Calibri"/>
-        </w:rPr>
-        <w:t>ue hacen necesario su traslado.</w:t>
+        <w:t>El lugar para el desempeño de las funciones será el que corresponda a la ubicación geográfica de la empresa, y originalmente estará asignado a la ciudad arriba indicada. Por lo tanto, queda claro que debido a que la actividad de la empresa requiere de una asignación flexible y eficiente del recurso humano, EL TRABAJADOR se compromete a asumir los eventuales cambios que se lleguen a requerir sobre el particular, para lo cual bastará la notificación oportuna y previa que haga EL EMPLEADOR, sobre las razones que hacen necesario su traslado.</w:t>
       </w:r>
     </w:p>
     <w:p>
@@ -4357,13 +3845,7 @@
         <w:rPr>
           <w:rFonts w:ascii="Calibri" w:eastAsia="Calibri" w:hAnsi="Calibri" w:cs="Calibri"/>
         </w:rPr>
-        <w:t xml:space="preserve"> Ésta es una característica que las partes hacen explícita como un supuesto para el logro de los objetivos de la empresa, y como tal el trabajador declara conocerla suficientemente y estar en disposición de adaptar</w:t>
-      </w:r>
-      <w:r>
-        <w:rPr>
-          <w:rFonts w:ascii="Calibri" w:eastAsia="Calibri" w:hAnsi="Calibri" w:cs="Calibri"/>
-        </w:rPr>
-        <w:t>se personal y familiarmente a la misma, pues dicha flexibilidad es una condición esencial para la celebración de este contrato y/o la asignación del cargo que se le confía.</w:t>
+        <w:t xml:space="preserve"> Ésta es una característica que las partes hacen explícita como un supuesto para el logro de los objetivos de la empresa, y como tal el trabajador declara conocerla suficientemente y estar en disposición de adaptarse personal y familiarmente a la misma, pues dicha flexibilidad es una condición esencial para la celebración de este contrato y/o la asignación del cargo que se le confía.</w:t>
       </w:r>
     </w:p>
     <w:p>
@@ -4385,25 +3867,7 @@
         <w:rPr>
           <w:rFonts w:ascii="Calibri" w:eastAsia="Calibri" w:hAnsi="Calibri" w:cs="Calibri"/>
         </w:rPr>
-        <w:t xml:space="preserve"> Las principales funciones a desempeñar por EL TRABAJADOR</w:t>
-      </w:r>
-      <w:r>
-        <w:rPr>
-          <w:rFonts w:ascii="Calibri" w:eastAsia="Calibri" w:hAnsi="Calibri" w:cs="Calibri"/>
-        </w:rPr>
-        <w:t xml:space="preserve"> y a las que se obliga expresamente son las propias del cargo arriba mencionado, las cuales se encuentran establecidas en el Manual de Funciones que para tales efectos tiene establecido EL EMPLEADOR; y por lo tanto, las que a juicio de EL EMPLEADOR, éste d</w:t>
-      </w:r>
-      <w:r>
-        <w:rPr>
-          <w:rFonts w:ascii="Calibri" w:eastAsia="Calibri" w:hAnsi="Calibri" w:cs="Calibri"/>
-        </w:rPr>
-        <w:t>eba cumplir, de conformidad con las órdenes e instrucciones que le sean entregadas, y de acuerdo con lo previsto en el artículo 58, numeral 1° del Código Sustantivo del Trabajo, que para todos los efectos se entenderán como parten integrante del presente c</w:t>
-      </w:r>
-      <w:r>
-        <w:rPr>
-          <w:rFonts w:ascii="Calibri" w:eastAsia="Calibri" w:hAnsi="Calibri" w:cs="Calibri"/>
-        </w:rPr>
-        <w:t>ontrato.</w:t>
+        <w:t xml:space="preserve"> Las principales funciones a desempeñar por EL TRABAJADOR y a las que se obliga expresamente son las propias del cargo arriba mencionado, las cuales se encuentran establecidas en el Manual de Funciones que para tales efectos tiene establecido EL EMPLEADOR; y por lo tanto, las que a juicio de EL EMPLEADOR, éste deba cumplir, de conformidad con las órdenes e instrucciones que le sean entregadas, y de acuerdo con lo previsto en el artículo 58, numeral 1° del Código Sustantivo del Trabajo, que para todos los efectos se entenderán como parten integrante del presente contrato.</w:t>
       </w:r>
     </w:p>
     <w:p>
@@ -4454,25 +3918,7 @@
         <w:rPr>
           <w:rFonts w:ascii="Calibri" w:eastAsia="Calibri" w:hAnsi="Calibri" w:cs="Calibri"/>
         </w:rPr>
-        <w:t xml:space="preserve"> por razón, con</w:t>
-      </w:r>
-      <w:r>
-        <w:rPr>
-          <w:rFonts w:ascii="Calibri" w:eastAsia="Calibri" w:hAnsi="Calibri" w:cs="Calibri"/>
-        </w:rPr>
-        <w:t xml:space="preserve"> ocasión, o como consecuencia de la ejecución del presente contrato, y a no hacer un uso indebido de la misma, inclusive, con posterioridad a la terminación del contrato por cualquier causa. Asimismo, se abstendrá de revelar o divulgar información a tercer</w:t>
-      </w:r>
-      <w:r>
-        <w:rPr>
-          <w:rFonts w:ascii="Calibri" w:eastAsia="Calibri" w:hAnsi="Calibri" w:cs="Calibri"/>
-        </w:rPr>
-        <w:t>os, o utilizarla para fines propios diferentes de los que constituyen el objeto del presente contrato de trabajo, sin autorización previa y escrita de LA EMPRESA, u orden legítima de autoridad competente. Lo mismo es aplicable a la información, concepto, d</w:t>
-      </w:r>
-      <w:r>
-        <w:rPr>
-          <w:rFonts w:ascii="Calibri" w:eastAsia="Calibri" w:hAnsi="Calibri" w:cs="Calibri"/>
-        </w:rPr>
-        <w:t xml:space="preserve">ato, documentación, información verbal o escrita, fotografías y/o videos que, aunque no hayan sido adquiridos directamente de </w:t>
+        <w:t xml:space="preserve"> por razón, con ocasión, o como consecuencia de la ejecución del presente contrato, y a no hacer un uso indebido de la misma, inclusive, con posterioridad a la terminación del contrato por cualquier causa. Asimismo, se abstendrá de revelar o divulgar información a terceros, o utilizarla para fines propios diferentes de los que constituyen el objeto del presente contrato de trabajo, sin autorización previa y escrita de LA EMPRESA, u orden legítima de autoridad competente. Lo mismo es aplicable a la información, concepto, dato, documentación, información verbal o escrita, fotografías y/o videos que, aunque no hayan sido adquiridos directamente de </w:t>
       </w:r>
       <w:r>
         <w:rPr>
@@ -4527,13 +3973,7 @@
         <w:rPr>
           <w:rFonts w:ascii="Calibri" w:eastAsia="Calibri" w:hAnsi="Calibri" w:cs="Calibri"/>
         </w:rPr>
-        <w:t xml:space="preserve"> incumpla la obligación a que se refiere esta cláusula, se configurará la causal de terminación del contrato de trabajo en los términos de los numerales 6º y 8º del literal a) del artículo 7 del decreto 2351 de 1965, sin perjuicio de las accio</w:t>
-      </w:r>
-      <w:r>
-        <w:rPr>
-          <w:rFonts w:ascii="Calibri" w:eastAsia="Calibri" w:hAnsi="Calibri" w:cs="Calibri"/>
-        </w:rPr>
-        <w:t>nes civiles y penales que pueda interponer la sociedad CYRGO S.A.S., con posterioridad a la desvinculación.</w:t>
+        <w:t xml:space="preserve"> incumpla la obligación a que se refiere esta cláusula, se configurará la causal de terminación del contrato de trabajo en los términos de los numerales 6º y 8º del literal a) del artículo 7 del decreto 2351 de 1965, sin perjuicio de las acciones civiles y penales que pueda interponer la sociedad CYRGO S.A.S., con posterioridad a la desvinculación.</w:t>
       </w:r>
     </w:p>
     <w:p>
@@ -4559,13 +3999,7 @@
         <w:rPr>
           <w:rFonts w:ascii="Calibri" w:eastAsia="Calibri" w:hAnsi="Calibri" w:cs="Calibri"/>
         </w:rPr>
-        <w:t xml:space="preserve">Las partes acuerdan que los documentos confidenciales de propiedad de la empresa, tales como los estados financieros, documentos </w:t>
-      </w:r>
-      <w:r>
-        <w:rPr>
-          <w:rFonts w:ascii="Calibri" w:eastAsia="Calibri" w:hAnsi="Calibri" w:cs="Calibri"/>
-        </w:rPr>
-        <w:t xml:space="preserve">sobre clientes y proyectos trabajados, estrategias empresariales, proyecciones y presupuestos, Información de nómina y cualquier otro tipo de información, solo podrán ser entregados a terceros por parte de </w:t>
+        <w:t xml:space="preserve">Las partes acuerdan que los documentos confidenciales de propiedad de la empresa, tales como los estados financieros, documentos sobre clientes y proyectos trabajados, estrategias empresariales, proyecciones y presupuestos, Información de nómina y cualquier otro tipo de información, solo podrán ser entregados a terceros por parte de </w:t>
       </w:r>
       <w:r>
         <w:rPr>
@@ -4579,13 +4013,7 @@
         <w:rPr>
           <w:rFonts w:ascii="Calibri" w:eastAsia="Calibri" w:hAnsi="Calibri" w:cs="Calibri"/>
         </w:rPr>
-        <w:t xml:space="preserve"> previa autorización otorgada por el </w:t>
-      </w:r>
-      <w:r>
-        <w:rPr>
-          <w:rFonts w:ascii="Calibri" w:eastAsia="Calibri" w:hAnsi="Calibri" w:cs="Calibri"/>
-        </w:rPr>
-        <w:t>jefe inmediato o la persona que la compañía haya autorizado para tal fin.</w:t>
+        <w:t xml:space="preserve"> previa autorización otorgada por el jefe inmediato o la persona que la compañía haya autorizado para tal fin.</w:t>
       </w:r>
     </w:p>
     <w:p>
@@ -4618,15 +4046,7 @@
           <w:b/>
           <w:bCs/>
         </w:rPr>
-        <w:t>EL EM</w:t>
-      </w:r>
-      <w:r>
-        <w:rPr>
-          <w:rFonts w:ascii="Calibri" w:eastAsia="Calibri" w:hAnsi="Calibri" w:cs="Calibri"/>
-          <w:b/>
-          <w:bCs/>
-        </w:rPr>
-        <w:t>PLEADOR</w:t>
+        <w:t>EL EMPLEADOR</w:t>
       </w:r>
       <w:r>
         <w:rPr>
@@ -4685,15 +4105,7 @@
           <w:b/>
           <w:bCs/>
         </w:rPr>
-        <w:t>LAS PART</w:t>
-      </w:r>
-      <w:r>
-        <w:rPr>
-          <w:rFonts w:ascii="Calibri" w:eastAsia="Calibri" w:hAnsi="Calibri" w:cs="Calibri"/>
-          <w:b/>
-          <w:bCs/>
-        </w:rPr>
-        <w:t>ES</w:t>
+        <w:t>LAS PARTES</w:t>
       </w:r>
       <w:r>
         <w:rPr>
@@ -4729,15 +4141,7 @@
           <w:b/>
           <w:bCs/>
         </w:rPr>
-        <w:t>CO</w:t>
-      </w:r>
-      <w:r>
-        <w:rPr>
-          <w:rFonts w:ascii="Calibri" w:eastAsia="Calibri" w:hAnsi="Calibri" w:cs="Calibri"/>
-          <w:b/>
-          <w:bCs/>
-        </w:rPr>
-        <w:t>NTRATO</w:t>
+        <w:t>CONTRATO</w:t>
       </w:r>
       <w:r>
         <w:rPr>
@@ -4815,25 +4219,7 @@
           <w:rFonts w:ascii="Calibri" w:eastAsia="Calibri" w:hAnsi="Calibri" w:cs="Calibri"/>
         </w:rPr>
         <w:tab/>
-        <w:t>Información que</w:t>
-      </w:r>
-      <w:r>
-        <w:rPr>
-          <w:rFonts w:ascii="Calibri" w:eastAsia="Calibri" w:hAnsi="Calibri" w:cs="Calibri"/>
-        </w:rPr>
-        <w:t>, aunque sea confidencial a la fecha de firma del CONTRATO, será de conocimiento público durante su vigencia, sin culpa o intención de ninguna de LAS PARTES o de un tercero que se haya visto obligado a conservar dicha Información Confidencial; o informació</w:t>
-      </w:r>
-      <w:r>
-        <w:rPr>
-          <w:rFonts w:ascii="Calibri" w:eastAsia="Calibri" w:hAnsi="Calibri" w:cs="Calibri"/>
-        </w:rPr>
-        <w:t>n en virtud de la cual exista una obligación legal, reglamentaria y/o judicial de revelar, en cuyo caso la Información Confidencial deberá ser proporcionada exclusivamente a aquellas personas que, en virtud de dicha obligación, deban recibirla, en cuyo cas</w:t>
-      </w:r>
-      <w:r>
-        <w:rPr>
-          <w:rFonts w:ascii="Calibri" w:eastAsia="Calibri" w:hAnsi="Calibri" w:cs="Calibri"/>
-        </w:rPr>
-        <w:t xml:space="preserve">o la información confidencial deberá </w:t>
+        <w:t xml:space="preserve">Información que, aunque sea confidencial a la fecha de firma del CONTRATO, será de conocimiento público durante su vigencia, sin culpa o intención de ninguna de LAS PARTES o de un tercero que se haya visto obligado a conservar dicha Información Confidencial; o información en virtud de la cual exista una obligación legal, reglamentaria y/o judicial de revelar, en cuyo caso la Información Confidencial deberá ser proporcionada exclusivamente a aquellas personas que, en virtud de dicha obligación, deban recibirla, en cuyo caso la información confidencial deberá </w:t>
       </w:r>
       <w:r>
         <w:rPr>
@@ -4872,13 +4258,7 @@
         <w:rPr>
           <w:rFonts w:ascii="Calibri" w:eastAsia="Calibri" w:hAnsi="Calibri" w:cs="Calibri"/>
         </w:rPr>
-        <w:t xml:space="preserve">Lo mismo es aplicable a la información, concepto dato y/o documentación verbal o </w:t>
-      </w:r>
-      <w:r>
-        <w:rPr>
-          <w:rFonts w:ascii="Calibri" w:eastAsia="Calibri" w:hAnsi="Calibri" w:cs="Calibri"/>
-        </w:rPr>
-        <w:t xml:space="preserve">escrita que, aunque no haya sido adquirida directamente de </w:t>
+        <w:t xml:space="preserve">Lo mismo es aplicable a la información, concepto dato y/o documentación verbal o escrita que, aunque no haya sido adquirida directamente de </w:t>
       </w:r>
       <w:r>
         <w:rPr>
@@ -4960,13 +4340,7 @@
         <w:rPr>
           <w:rFonts w:ascii="Calibri" w:eastAsia="Calibri" w:hAnsi="Calibri" w:cs="Calibri"/>
         </w:rPr>
-        <w:t xml:space="preserve"> </w:t>
-      </w:r>
-      <w:r>
-        <w:rPr>
-          <w:rFonts w:ascii="Calibri" w:eastAsia="Calibri" w:hAnsi="Calibri" w:cs="Calibri"/>
-        </w:rPr>
-        <w:t xml:space="preserve">autoriza desde ahora a </w:t>
+        <w:t xml:space="preserve"> autoriza desde ahora a </w:t>
       </w:r>
       <w:r>
         <w:rPr>
@@ -4980,13 +4354,7 @@
         <w:rPr>
           <w:rFonts w:ascii="Calibri" w:eastAsia="Calibri" w:hAnsi="Calibri" w:cs="Calibri"/>
         </w:rPr>
-        <w:t xml:space="preserve"> para que, de sus salarios, prestaciones sociales e indemnizaciones, le descuente, durante vigencia del contrato o al momento de la terminación del mismo, por cualquier causa, las sumas de dinero que por cualquier motivo </w:t>
-      </w:r>
-      <w:r>
-        <w:rPr>
-          <w:rFonts w:ascii="Calibri" w:eastAsia="Calibri" w:hAnsi="Calibri" w:cs="Calibri"/>
-        </w:rPr>
-        <w:t xml:space="preserve">le llegare a adeudar.  </w:t>
+        <w:t xml:space="preserve"> para que, de sus salarios, prestaciones sociales e indemnizaciones, le descuente, durante vigencia del contrato o al momento de la terminación del mismo, por cualquier causa, las sumas de dinero que por cualquier motivo le llegare a adeudar.  </w:t>
       </w:r>
     </w:p>
     <w:p>
@@ -5094,13 +4462,7 @@
         <w:rPr>
           <w:rFonts w:ascii="Calibri" w:eastAsia="Calibri" w:hAnsi="Calibri" w:cs="Calibri"/>
         </w:rPr>
-        <w:t xml:space="preserve"> Ambas partes declaran que en el presente contrato se entienden</w:t>
-      </w:r>
-      <w:r>
-        <w:rPr>
-          <w:rFonts w:ascii="Calibri" w:eastAsia="Calibri" w:hAnsi="Calibri" w:cs="Calibri"/>
-        </w:rPr>
-        <w:t xml:space="preserve"> incorporados los preceptos legales y las disposiciones de </w:t>
+        <w:t xml:space="preserve"> Ambas partes declaran que en el presente contrato se entienden incorporados los preceptos legales y las disposiciones de </w:t>
       </w:r>
       <w:r>
         <w:rPr>
@@ -5128,13 +4490,7 @@
         <w:rPr>
           <w:rFonts w:ascii="Calibri" w:eastAsia="Calibri" w:hAnsi="Calibri" w:cs="Calibri"/>
         </w:rPr>
-        <w:t xml:space="preserve"> se obliga a cumplir el reglamento interno de trabajo y el reglamento de Higiene y Seguridad Industrial, los cuales</w:t>
-      </w:r>
-      <w:r>
-        <w:rPr>
-          <w:rFonts w:ascii="Calibri" w:eastAsia="Calibri" w:hAnsi="Calibri" w:cs="Calibri"/>
-        </w:rPr>
-        <w:t xml:space="preserve"> declara conocer. De igual forma es obligación de </w:t>
+        <w:t xml:space="preserve"> se obliga a cumplir el reglamento interno de trabajo y el reglamento de Higiene y Seguridad Industrial, los cuales declara conocer. De igual forma es obligación de </w:t>
       </w:r>
       <w:r>
         <w:rPr>
@@ -5188,13 +4544,7 @@
         <w:rPr>
           <w:rFonts w:ascii="Calibri" w:eastAsia="Calibri" w:hAnsi="Calibri" w:cs="Calibri"/>
         </w:rPr>
-        <w:t xml:space="preserve"> Las partes acuerdan que en virtud del contrato de servicios que tiene</w:t>
-      </w:r>
-      <w:r>
-        <w:rPr>
-          <w:rFonts w:ascii="Calibri" w:eastAsia="Calibri" w:hAnsi="Calibri" w:cs="Calibri"/>
-        </w:rPr>
-        <w:t xml:space="preserve"> celebrado la sociedad </w:t>
+        <w:t xml:space="preserve"> Las partes acuerdan que en virtud del contrato de servicios que tiene celebrado la sociedad </w:t>
       </w:r>
       <w:r>
         <w:rPr>
@@ -5222,13 +4572,7 @@
         <w:rPr>
           <w:rFonts w:ascii="Calibri" w:eastAsia="Calibri" w:hAnsi="Calibri" w:cs="Calibri"/>
         </w:rPr>
-        <w:t xml:space="preserve"> desarrollará como parte de sus funciones, actividades relacionadas con éstas últimas entidades y que tienen por objeto el cumplimiento del contrato mencionado, sin que</w:t>
-      </w:r>
-      <w:r>
-        <w:rPr>
-          <w:rFonts w:ascii="Calibri" w:eastAsia="Calibri" w:hAnsi="Calibri" w:cs="Calibri"/>
-        </w:rPr>
-        <w:t xml:space="preserve"> por ello se entienda que surge relación laboral o de ninguna otra índole entre ella y </w:t>
+        <w:t xml:space="preserve"> desarrollará como parte de sus funciones, actividades relacionadas con éstas últimas entidades y que tienen por objeto el cumplimiento del contrato mencionado, sin que por ello se entienda que surge relación laboral o de ninguna otra índole entre ella y </w:t>
       </w:r>
       <w:r>
         <w:rPr>
@@ -5256,13 +4600,7 @@
         <w:rPr>
           <w:rFonts w:ascii="Calibri" w:eastAsia="Calibri" w:hAnsi="Calibri" w:cs="Calibri"/>
         </w:rPr>
-        <w:t xml:space="preserve"> y dent</w:t>
-      </w:r>
-      <w:r>
-        <w:rPr>
-          <w:rFonts w:ascii="Calibri" w:eastAsia="Calibri" w:hAnsi="Calibri" w:cs="Calibri"/>
-        </w:rPr>
-        <w:t xml:space="preserve">ro de la jornada en él convenida. </w:t>
+        <w:t xml:space="preserve"> y dentro de la jornada en él convenida. </w:t>
       </w:r>
     </w:p>
     <w:p>
@@ -5319,13 +4657,7 @@
         <w:rPr>
           <w:rFonts w:ascii="Calibri" w:eastAsia="Calibri" w:hAnsi="Calibri" w:cs="Calibri"/>
         </w:rPr>
-        <w:t xml:space="preserve"> y en consonancia con el Código Sustantivo del Trabajado cuyo objeto definitivo es</w:t>
-      </w:r>
-      <w:r>
-        <w:rPr>
-          <w:rFonts w:ascii="Calibri" w:eastAsia="Calibri" w:hAnsi="Calibri" w:cs="Calibri"/>
-        </w:rPr>
-        <w:t xml:space="preserve"> su artículo 1ro. es lograr la justicia en las relaciones entre </w:t>
+        <w:t xml:space="preserve"> y en consonancia con el Código Sustantivo del Trabajado cuyo objeto definitivo es su artículo 1ro. es lograr la justicia en las relaciones entre </w:t>
       </w:r>
       <w:r>
         <w:rPr>
@@ -5477,44 +4809,23 @@
           <w:rFonts w:ascii="Calibri" w:eastAsia="Calibri" w:hAnsi="Calibri" w:cs="Calibri"/>
           <w:color w:val="000000"/>
         </w:rPr>
-        <w:t xml:space="preserve"> para h</w:t>
-      </w:r>
-      <w:r>
+        <w:t xml:space="preserve"> para hacer uso de los mismos con fines laborales y los demás relacionados con el giro ordinario de los negocios de esta empresa y que sean necesarios para la ejecución del presente contrato. El titular declara conocer los derechos y condiciones del tratamiento de sus datos.</w:t>
+      </w:r>
+    </w:p>
+    <w:p>
+      <w:pPr>
+        <w:jc w:val="both"/>
         <w:rPr>
           <w:rFonts w:ascii="Calibri" w:eastAsia="Calibri" w:hAnsi="Calibri" w:cs="Calibri"/>
           <w:color w:val="000000"/>
         </w:rPr>
-        <w:t>acer uso de los mismos con fines laborales y los demás relacionados con el giro ordinario de los negocios de esta empresa y que sean necesarios para la ejecución del presente contrato. El titular declara conocer los derechos y condiciones del tratamiento d</w:t>
-      </w:r>
+      </w:pPr>
       <w:r>
         <w:rPr>
           <w:rFonts w:ascii="Calibri" w:eastAsia="Calibri" w:hAnsi="Calibri" w:cs="Calibri"/>
           <w:color w:val="000000"/>
         </w:rPr>
-        <w:t>e sus datos.</w:t>
-      </w:r>
-    </w:p>
-    <w:p>
-      <w:pPr>
-        <w:jc w:val="both"/>
-        <w:rPr>
-          <w:rFonts w:ascii="Calibri" w:eastAsia="Calibri" w:hAnsi="Calibri" w:cs="Calibri"/>
-          <w:color w:val="000000"/>
-        </w:rPr>
-      </w:pPr>
-      <w:r>
-        <w:rPr>
-          <w:rFonts w:ascii="Calibri" w:eastAsia="Calibri" w:hAnsi="Calibri" w:cs="Calibri"/>
-          <w:color w:val="000000"/>
-        </w:rPr>
-        <w:t>19.2. Los datos personales que sean recopilados por CYRGO S.A.S., serán tratados para las finalidades que sean autorizados por los titulares de la información. Sin embargo, los datos también podrán ser tratados para las siguientes finalidades:</w:t>
-      </w:r>
-      <w:r>
-        <w:rPr>
-          <w:rFonts w:ascii="Calibri" w:eastAsia="Calibri" w:hAnsi="Calibri" w:cs="Calibri"/>
-          <w:color w:val="000000"/>
-        </w:rPr>
-        <w:t xml:space="preserve"> </w:t>
+        <w:t xml:space="preserve">19.2. Los datos personales que sean recopilados por CYRGO S.A.S., serán tratados para las finalidades que sean autorizados por los titulares de la información. Sin embargo, los datos también podrán ser tratados para las siguientes finalidades: </w:t>
       </w:r>
     </w:p>
     <w:p>
@@ -5544,14 +4855,7 @@
           <w:rFonts w:ascii="Calibri" w:eastAsia="Calibri" w:hAnsi="Calibri" w:cs="Calibri"/>
           <w:color w:val="000000"/>
         </w:rPr>
-        <w:t>Efectuar todas las gestiones necesarias para el desarrollo del objeto Social de CYRGO S.A.S., así como todo lo relacionado con el cumplimiento del objeto del contrato celebrado entre la Compañía y el Titular de la información, incluida la ejecución y ter</w:t>
-      </w:r>
-      <w:r>
-        <w:rPr>
-          <w:rFonts w:ascii="Calibri" w:eastAsia="Calibri" w:hAnsi="Calibri" w:cs="Calibri"/>
-          <w:color w:val="000000"/>
-        </w:rPr>
-        <w:t xml:space="preserve">minación de este. </w:t>
+        <w:t xml:space="preserve">Efectuar todas las gestiones necesarias para el desarrollo del objeto Social de CYRGO S.A.S., así como todo lo relacionado con el cumplimiento del objeto del contrato celebrado entre la Compañía y el Titular de la información, incluida la ejecución y terminación de este. </w:t>
       </w:r>
     </w:p>
     <w:p>
@@ -5669,14 +4973,7 @@
           <w:rFonts w:ascii="Calibri" w:eastAsia="Calibri" w:hAnsi="Calibri" w:cs="Calibri"/>
           <w:color w:val="000000"/>
         </w:rPr>
-        <w:t>El ofrecimiento de servicios por parte d</w:t>
-      </w:r>
-      <w:r>
-        <w:rPr>
-          <w:rFonts w:ascii="Calibri" w:eastAsia="Calibri" w:hAnsi="Calibri" w:cs="Calibri"/>
-          <w:color w:val="000000"/>
-        </w:rPr>
-        <w:t>e proveedores estratégicos de CYRGO S.A.S., a fin de brindar al titular de la información acceso a servicios o facilidades de pago para la adquisición de productos ofrecidos por CYRGO S.A.S.,</w:t>
+        <w:t>El ofrecimiento de servicios por parte de proveedores estratégicos de CYRGO S.A.S., a fin de brindar al titular de la información acceso a servicios o facilidades de pago para la adquisición de productos ofrecidos por CYRGO S.A.S.,</w:t>
       </w:r>
     </w:p>
     <w:p>
@@ -5706,14 +5003,7 @@
           <w:rFonts w:ascii="Calibri" w:eastAsia="Calibri" w:hAnsi="Calibri" w:cs="Calibri"/>
           <w:color w:val="000000"/>
         </w:rPr>
-        <w:t xml:space="preserve">Transmitir o transferir los datos a aliados, matriz, filiales o </w:t>
-      </w:r>
-      <w:r>
-        <w:rPr>
-          <w:rFonts w:ascii="Calibri" w:eastAsia="Calibri" w:hAnsi="Calibri" w:cs="Calibri"/>
-          <w:color w:val="000000"/>
-        </w:rPr>
-        <w:t>subordinadas.</w:t>
+        <w:t>Transmitir o transferir los datos a aliados, matriz, filiales o subordinadas.</w:t>
       </w:r>
     </w:p>
     <w:p>
@@ -5789,14 +5079,7 @@
           <w:rFonts w:ascii="Calibri" w:eastAsia="Calibri" w:hAnsi="Calibri" w:cs="Calibri"/>
           <w:color w:val="000000"/>
         </w:rPr>
-        <w:t>Los datos personales recopilados serán usados, almacenados, procesados, tr</w:t>
-      </w:r>
-      <w:r>
-        <w:rPr>
-          <w:rFonts w:ascii="Calibri" w:eastAsia="Calibri" w:hAnsi="Calibri" w:cs="Calibri"/>
-          <w:color w:val="000000"/>
-        </w:rPr>
-        <w:t xml:space="preserve">ansferidos (nacional e internacionalmente) y circulados para las finalidades descritas en la Política de Tratamiento de Datos personales disponible en la página de </w:t>
+        <w:t xml:space="preserve">Los datos personales recopilados serán usados, almacenados, procesados, transferidos (nacional e internacionalmente) y circulados para las finalidades descritas en la Política de Tratamiento de Datos personales disponible en la página de </w:t>
       </w:r>
       <w:r>
         <w:rPr>
@@ -5875,51 +5158,79 @@
           <w:rFonts w:ascii="Calibri" w:eastAsia="Calibri" w:hAnsi="Calibri" w:cs="Calibri"/>
           <w:color w:val="000000"/>
         </w:rPr>
-        <w:t xml:space="preserve"> tendrá acceso a los datos de su familia, tales como datos de sus hijos (para aspectos relacionados con</w:t>
-      </w:r>
-      <w:r>
+        <w:t xml:space="preserve"> tendrá acceso a los datos de su familia, tales como datos de sus hijos (para aspectos relacionados con beneficios o celebraciones a los que estos puedan llegar a tener), cónyuge o familiares (para aspectos relacionados con beneficios o celebraciones a los que estos puedan llegar a tener, contacto de emergencia, entre otros). </w:t>
+      </w:r>
+    </w:p>
+    <w:p>
+      <w:pPr>
+        <w:jc w:val="both"/>
         <w:rPr>
           <w:rFonts w:ascii="Calibri" w:eastAsia="Calibri" w:hAnsi="Calibri" w:cs="Calibri"/>
           <w:color w:val="000000"/>
         </w:rPr>
-        <w:t xml:space="preserve"> beneficios o celebraciones a los que estos puedan llegar a tener), cónyuge o familiares (para aspectos relacionados con beneficios o celebraciones a los que estos puedan llegar a tener, contacto de emergencia, entre otros). </w:t>
-      </w:r>
-    </w:p>
-    <w:p>
-      <w:pPr>
-        <w:jc w:val="both"/>
+      </w:pPr>
+      <w:r>
+        <w:rPr>
+          <w:rFonts w:ascii="Calibri" w:eastAsia="Calibri" w:hAnsi="Calibri" w:cs="Calibri"/>
+        </w:rPr>
+        <w:t>19.3</w:t>
+      </w:r>
+      <w:r>
+        <w:rPr>
+          <w:rFonts w:ascii="Calibri" w:eastAsia="Calibri" w:hAnsi="Calibri" w:cs="Calibri"/>
+          <w:b/>
+          <w:bCs/>
+        </w:rPr>
+        <w:t>.</w:t>
+      </w:r>
+      <w:r>
+        <w:rPr>
+          <w:rFonts w:ascii="Calibri" w:eastAsia="Calibri" w:hAnsi="Calibri" w:cs="Calibri"/>
+        </w:rPr>
+        <w:t xml:space="preserve">  </w:t>
+      </w:r>
+      <w:r>
+        <w:rPr>
+          <w:rFonts w:ascii="Calibri" w:eastAsia="Calibri" w:hAnsi="Calibri" w:cs="Calibri"/>
+          <w:b/>
+          <w:bCs/>
+        </w:rPr>
+        <w:t>DERECHOS DEL TITULAR</w:t>
+      </w:r>
+      <w:r>
+        <w:rPr>
+          <w:rFonts w:ascii="Calibri" w:eastAsia="Calibri" w:hAnsi="Calibri" w:cs="Calibri"/>
+        </w:rPr>
+        <w:t xml:space="preserve">. </w:t>
+      </w:r>
+      <w:r>
         <w:rPr>
           <w:rFonts w:ascii="Calibri" w:eastAsia="Calibri" w:hAnsi="Calibri" w:cs="Calibri"/>
           <w:color w:val="000000"/>
         </w:rPr>
-      </w:pPr>
-      <w:r>
-        <w:rPr>
-          <w:rFonts w:ascii="Calibri" w:eastAsia="Calibri" w:hAnsi="Calibri" w:cs="Calibri"/>
-        </w:rPr>
-        <w:t>19.3</w:t>
-      </w:r>
-      <w:r>
-        <w:rPr>
-          <w:rFonts w:ascii="Calibri" w:eastAsia="Calibri" w:hAnsi="Calibri" w:cs="Calibri"/>
-          <w:b/>
-          <w:bCs/>
-        </w:rPr>
-        <w:t>.</w:t>
-      </w:r>
-      <w:r>
-        <w:rPr>
-          <w:rFonts w:ascii="Calibri" w:eastAsia="Calibri" w:hAnsi="Calibri" w:cs="Calibri"/>
-        </w:rPr>
-        <w:t xml:space="preserve">  </w:t>
-      </w:r>
-      <w:r>
-        <w:rPr>
-          <w:rFonts w:ascii="Calibri" w:eastAsia="Calibri" w:hAnsi="Calibri" w:cs="Calibri"/>
-          <w:b/>
-          <w:bCs/>
-        </w:rPr>
-        <w:t>DERECHOS DEL TITULAR</w:t>
+        <w:t>Como titular de la información, según el artículo 8 de la Ley 1581 de 2012, usted tiene derecho a lo siguiente: a) Conocer, actualizar y rectificar sus datos personales, b) Solicitar prueba de la autorización otorgada; c) Ser informado, previa solicitud, respecto del uso que le ha dado a sus datos personales; d) Presentar ante la Superintendencia de Industria y Comercio quejas e) Revocar la autorización y/o solicitar la supresión del dato; y f) Acceder en forma gratuita a sus datos personales que hayan sido objeto de Tratamiento.</w:t>
+      </w:r>
+    </w:p>
+    <w:p>
+      <w:pPr>
+        <w:jc w:val="both"/>
+        <w:rPr>
+          <w:rFonts w:ascii="Calibri" w:eastAsia="Calibri" w:hAnsi="Calibri" w:cs="Calibri"/>
+        </w:rPr>
+      </w:pPr>
+      <w:r>
+        <w:rPr>
+          <w:rFonts w:ascii="Calibri" w:eastAsia="Calibri" w:hAnsi="Calibri" w:cs="Calibri"/>
+        </w:rPr>
+        <w:t>19.4.</w:t>
+      </w:r>
+      <w:r>
+        <w:rPr>
+          <w:rFonts w:ascii="Calibri" w:eastAsia="Calibri" w:hAnsi="Calibri" w:cs="Calibri"/>
+          <w:b/>
+          <w:bCs/>
+        </w:rPr>
+        <w:t xml:space="preserve"> TRATAMIENTO DE DATOS POR EL TRABAJADOR</w:t>
       </w:r>
       <w:r>
         <w:rPr>
@@ -5930,62 +5241,6 @@
       <w:r>
         <w:rPr>
           <w:rFonts w:ascii="Calibri" w:eastAsia="Calibri" w:hAnsi="Calibri" w:cs="Calibri"/>
-          <w:color w:val="000000"/>
-        </w:rPr>
-        <w:t>C</w:t>
-      </w:r>
-      <w:r>
-        <w:rPr>
-          <w:rFonts w:ascii="Calibri" w:eastAsia="Calibri" w:hAnsi="Calibri" w:cs="Calibri"/>
-          <w:color w:val="000000"/>
-        </w:rPr>
-        <w:t>omo titular de la información, según el artículo 8 de la Ley 1581 de 2012, usted tiene derecho a lo siguiente: a) Conocer, actualizar y rectificar sus datos personales, b) Solicitar prueba de la autorización otorgada; c) Ser informado, previa solicitud, re</w:t>
-      </w:r>
-      <w:r>
-        <w:rPr>
-          <w:rFonts w:ascii="Calibri" w:eastAsia="Calibri" w:hAnsi="Calibri" w:cs="Calibri"/>
-          <w:color w:val="000000"/>
-        </w:rPr>
-        <w:t xml:space="preserve">specto del uso que le ha dado a sus datos personales; d) Presentar ante la Superintendencia de Industria y Comercio quejas e) Revocar la autorización y/o solicitar la supresión del dato; y f) Acceder en forma gratuita a sus datos personales que hayan sido </w:t>
-      </w:r>
-      <w:r>
-        <w:rPr>
-          <w:rFonts w:ascii="Calibri" w:eastAsia="Calibri" w:hAnsi="Calibri" w:cs="Calibri"/>
-          <w:color w:val="000000"/>
-        </w:rPr>
-        <w:t>objeto de Tratamiento.</w:t>
-      </w:r>
-    </w:p>
-    <w:p>
-      <w:pPr>
-        <w:jc w:val="both"/>
-        <w:rPr>
-          <w:rFonts w:ascii="Calibri" w:eastAsia="Calibri" w:hAnsi="Calibri" w:cs="Calibri"/>
-        </w:rPr>
-      </w:pPr>
-      <w:r>
-        <w:rPr>
-          <w:rFonts w:ascii="Calibri" w:eastAsia="Calibri" w:hAnsi="Calibri" w:cs="Calibri"/>
-        </w:rPr>
-        <w:t>19.4.</w:t>
-      </w:r>
-      <w:r>
-        <w:rPr>
-          <w:rFonts w:ascii="Calibri" w:eastAsia="Calibri" w:hAnsi="Calibri" w:cs="Calibri"/>
-          <w:b/>
-          <w:bCs/>
-        </w:rPr>
-        <w:t xml:space="preserve"> TRATAMIENTO DE DATOS POR EL TRABAJADOR</w:t>
-      </w:r>
-      <w:r>
-        <w:rPr>
-          <w:rFonts w:ascii="Calibri" w:eastAsia="Calibri" w:hAnsi="Calibri" w:cs="Calibri"/>
-        </w:rPr>
-        <w:t xml:space="preserve">. </w:t>
-      </w:r>
-      <w:r>
-        <w:rPr>
-          <w:rFonts w:ascii="Calibri" w:eastAsia="Calibri" w:hAnsi="Calibri" w:cs="Calibri"/>
           <w:b/>
           <w:bCs/>
         </w:rPr>
@@ -6009,13 +5264,7 @@
         <w:rPr>
           <w:rFonts w:ascii="Calibri" w:eastAsia="Calibri" w:hAnsi="Calibri" w:cs="Calibri"/>
         </w:rPr>
-        <w:t xml:space="preserve"> sólo para los fines relacionados con el presente contrato y en cumplimiento de las obligaciones que f</w:t>
-      </w:r>
-      <w:r>
-        <w:rPr>
-          <w:rFonts w:ascii="Calibri" w:eastAsia="Calibri" w:hAnsi="Calibri" w:cs="Calibri"/>
-        </w:rPr>
-        <w:t xml:space="preserve">ueron pactadas en el presente contrato. Así mismo, </w:t>
+        <w:t xml:space="preserve"> sólo para los fines relacionados con el presente contrato y en cumplimiento de las obligaciones que fueron pactadas en el presente contrato. Así mismo, </w:t>
       </w:r>
       <w:r>
         <w:rPr>
@@ -6029,19 +5278,7 @@
         <w:rPr>
           <w:rFonts w:ascii="Calibri" w:eastAsia="Calibri" w:hAnsi="Calibri" w:cs="Calibri"/>
         </w:rPr>
-        <w:t xml:space="preserve"> se obliga a respetar todas las obligaciones que pudieran corresponderle en virtud del presente contrato con arreglo a la normativa en materia de protección de datos y manifiesta  cumplir con </w:t>
-      </w:r>
-      <w:r>
-        <w:rPr>
-          <w:rFonts w:ascii="Calibri" w:eastAsia="Calibri" w:hAnsi="Calibri" w:cs="Calibri"/>
-        </w:rPr>
-        <w:t>las medidas de seguridad idóneas para proteger la información, su confidencialidad, seguridad y acceso restringido, y garantiza el mantenimiento de estas medidas de seguridad, así como cualesquiera otras que le fueren impuestas, de índole técnica, de compo</w:t>
-      </w:r>
-      <w:r>
-        <w:rPr>
-          <w:rFonts w:ascii="Calibri" w:eastAsia="Calibri" w:hAnsi="Calibri" w:cs="Calibri"/>
-        </w:rPr>
-        <w:t xml:space="preserve">rtamiento y organizativa, necesarias para garantizar la seguridad de los datos de carácter personal y evitar su alteración, pérdida, Tratamiento o acceso no autorizado. </w:t>
+        <w:t xml:space="preserve"> se obliga a respetar todas las obligaciones que pudieran corresponderle en virtud del presente contrato con arreglo a la normativa en materia de protección de datos y manifiesta  cumplir con las medidas de seguridad idóneas para proteger la información, su confidencialidad, seguridad y acceso restringido, y garantiza el mantenimiento de estas medidas de seguridad, así como cualesquiera otras que le fueren impuestas, de índole técnica, de comportamiento y organizativa, necesarias para garantizar la seguridad de los datos de carácter personal y evitar su alteración, pérdida, Tratamiento o acceso no autorizado. </w:t>
       </w:r>
     </w:p>
     <w:p>
@@ -6069,13 +5306,7 @@
         <w:rPr>
           <w:rFonts w:ascii="Calibri" w:eastAsia="Calibri" w:hAnsi="Calibri" w:cs="Calibri"/>
         </w:rPr>
-        <w:t xml:space="preserve"> se compromete a cumplir con la Política de Tratamiento de Dat</w:t>
-      </w:r>
-      <w:r>
-        <w:rPr>
-          <w:rFonts w:ascii="Calibri" w:eastAsia="Calibri" w:hAnsi="Calibri" w:cs="Calibri"/>
-        </w:rPr>
-        <w:t xml:space="preserve">os de </w:t>
+        <w:t xml:space="preserve"> se compromete a cumplir con la Política de Tratamiento de Datos de </w:t>
       </w:r>
       <w:r>
         <w:rPr>
@@ -6103,19 +5334,7 @@
         <w:rPr>
           <w:rFonts w:ascii="Calibri" w:eastAsia="Calibri" w:hAnsi="Calibri" w:cs="Calibri"/>
         </w:rPr>
-        <w:t xml:space="preserve"> conoce que, en caso de incumplimiento de la presente, se le impondrán las medidas disciplinarias y económicas respectivas, las que posiblemente pueden conllevar a la aplicación de l</w:t>
-      </w:r>
-      <w:r>
-        <w:rPr>
-          <w:rFonts w:ascii="Calibri" w:eastAsia="Calibri" w:hAnsi="Calibri" w:cs="Calibri"/>
-        </w:rPr>
-        <w:t>a cláusula penal expuesta en el presente, así como la terminación de este contrato laboral y cualquier otro contrato que tenga con la compañía, sin perjuicio de las indemnizaciones de perjuicios a que haya lugar y de las demás sanciones previstas en el pre</w:t>
-      </w:r>
-      <w:r>
-        <w:rPr>
-          <w:rFonts w:ascii="Calibri" w:eastAsia="Calibri" w:hAnsi="Calibri" w:cs="Calibri"/>
-        </w:rPr>
-        <w:t>sente contrato.</w:t>
+        <w:t xml:space="preserve"> conoce que, en caso de incumplimiento de la presente, se le impondrán las medidas disciplinarias y económicas respectivas, las que posiblemente pueden conllevar a la aplicación de la cláusula penal expuesta en el presente, así como la terminación de este contrato laboral y cualquier otro contrato que tenga con la compañía, sin perjuicio de las indemnizaciones de perjuicios a que haya lugar y de las demás sanciones previstas en el presente contrato.</w:t>
       </w:r>
     </w:p>
     <w:p>
@@ -6155,13 +5374,7 @@
         <w:rPr>
           <w:rFonts w:ascii="Calibri" w:eastAsia="Calibri" w:hAnsi="Calibri" w:cs="Calibri"/>
         </w:rPr>
-        <w:t>. El presente contrato reemplaza en su integridad y deja sin efecto alguno, cualquier otro contrato verbal o escrito celebrado entre las partes con anterioridad. Las modificaciones que se acuerden al presente contrato se anotarán a contin</w:t>
-      </w:r>
-      <w:r>
-        <w:rPr>
-          <w:rFonts w:ascii="Calibri" w:eastAsia="Calibri" w:hAnsi="Calibri" w:cs="Calibri"/>
-        </w:rPr>
-        <w:t xml:space="preserve">uación de su texto. </w:t>
+        <w:t xml:space="preserve">. El presente contrato reemplaza en su integridad y deja sin efecto alguno, cualquier otro contrato verbal o escrito celebrado entre las partes con anterioridad. Las modificaciones que se acuerden al presente contrato se anotarán a continuación de su texto. </w:t>
       </w:r>
     </w:p>
     <w:p>
@@ -6315,19 +5528,7 @@
         <w:rPr>
           <w:rFonts w:ascii="Calibri" w:eastAsia="Calibri" w:hAnsi="Calibri" w:cs="Calibri"/>
         </w:rPr>
-        <w:t xml:space="preserve"> y acepta que e</w:t>
-      </w:r>
-      <w:r>
-        <w:rPr>
-          <w:rFonts w:ascii="Calibri" w:eastAsia="Calibri" w:hAnsi="Calibri" w:cs="Calibri"/>
-        </w:rPr>
-        <w:t>n caso de incumplimiento el presente contrato se terminará con justa causa y se le impondrá a título apremio una suma de dinero correspondiente a veinticuatro (24) veces el valor estipulado en la cláusula segunda del presente contrato, sin perjuicio de las</w:t>
-      </w:r>
-      <w:r>
-        <w:rPr>
-          <w:rFonts w:ascii="Calibri" w:eastAsia="Calibri" w:hAnsi="Calibri" w:cs="Calibri"/>
-        </w:rPr>
-        <w:t xml:space="preserve"> indemnizaciones de perjuicios a que haya lugar y de las demás sanciones previstas en el presente contrato.</w:t>
+        <w:t xml:space="preserve"> y acepta que en caso de incumplimiento el presente contrato se terminará con justa causa y se le impondrá a título apremio una suma de dinero correspondiente a veinticuatro (24) veces el valor estipulado en la cláusula segunda del presente contrato, sin perjuicio de las indemnizaciones de perjuicios a que haya lugar y de las demás sanciones previstas en el presente contrato.</w:t>
       </w:r>
     </w:p>
     <w:p>
@@ -6407,13 +5608,7 @@
         <w:rPr>
           <w:rFonts w:ascii="Calibri" w:eastAsia="Calibri" w:hAnsi="Calibri" w:cs="Calibri"/>
         </w:rPr>
-        <w:t xml:space="preserve">Las PARTES no ofrecerán, recibirán ni autorizarán </w:t>
-      </w:r>
-      <w:r>
-        <w:rPr>
-          <w:rFonts w:ascii="Calibri" w:eastAsia="Calibri" w:hAnsi="Calibri" w:cs="Calibri"/>
-        </w:rPr>
-        <w:t>pagos o beneficios ilegales o corruptos, ni participarán en actividades que busquen obtener ventajas ilícitas.</w:t>
+        <w:t>Las PARTES no ofrecerán, recibirán ni autorizarán pagos o beneficios ilegales o corruptos, ni participarán en actividades que busquen obtener ventajas ilícitas.</w:t>
       </w:r>
     </w:p>
     <w:p>
@@ -6428,13 +5623,7 @@
         <w:rPr>
           <w:rFonts w:ascii="Calibri" w:eastAsia="Calibri" w:hAnsi="Calibri" w:cs="Calibri"/>
         </w:rPr>
-        <w:t xml:space="preserve">Las PARTES se comprometen a no inducir a empleados, funcionarios o entidades políticas a obtener ventajas indebidas ni a influir en sus acciones </w:t>
-      </w:r>
-      <w:r>
-        <w:rPr>
-          <w:rFonts w:ascii="Calibri" w:eastAsia="Calibri" w:hAnsi="Calibri" w:cs="Calibri"/>
-        </w:rPr>
-        <w:t>de forma ilícita.</w:t>
+        <w:t>Las PARTES se comprometen a no inducir a empleados, funcionarios o entidades políticas a obtener ventajas indebidas ni a influir en sus acciones de forma ilícita.</w:t>
       </w:r>
     </w:p>
     <w:p>
@@ -6464,13 +5653,7 @@
         <w:rPr>
           <w:rFonts w:ascii="Calibri" w:eastAsia="Calibri" w:hAnsi="Calibri" w:cs="Calibri"/>
         </w:rPr>
-        <w:t>Las PARTES aseguran que ni ellas ni sus representantes están bajo investiga</w:t>
-      </w:r>
-      <w:r>
-        <w:rPr>
-          <w:rFonts w:ascii="Calibri" w:eastAsia="Calibri" w:hAnsi="Calibri" w:cs="Calibri"/>
-        </w:rPr>
-        <w:t>ción, condena, ni sancionados por corrupción o actividades ilícitas.</w:t>
+        <w:t>Las PARTES aseguran que ni ellas ni sus representantes están bajo investigación, condena, ni sancionados por corrupción o actividades ilícitas.</w:t>
       </w:r>
     </w:p>
     <w:p>
@@ -6514,13 +5697,7 @@
         <w:rPr>
           <w:rFonts w:ascii="Calibri" w:eastAsia="Calibri" w:hAnsi="Calibri" w:cs="Calibri"/>
         </w:rPr>
-        <w:t>Las PARTES asumirán la responsabilidad por los actos indeb</w:t>
-      </w:r>
-      <w:r>
-        <w:rPr>
-          <w:rFonts w:ascii="Calibri" w:eastAsia="Calibri" w:hAnsi="Calibri" w:cs="Calibri"/>
-        </w:rPr>
-        <w:t>idos de sus empleados, representantes o subcontratados, garantizando el cumplimiento de las leyes y normativas aplicables.</w:t>
+        <w:t>Las PARTES asumirán la responsabilidad por los actos indebidos de sus empleados, representantes o subcontratados, garantizando el cumplimiento de las leyes y normativas aplicables.</w:t>
       </w:r>
     </w:p>
     <w:p>
@@ -6536,13 +5713,7 @@
           <w:rFonts w:ascii="Calibri" w:eastAsia="Calibri" w:hAnsi="Calibri" w:cs="Calibri"/>
         </w:rPr>
         <w:lastRenderedPageBreak/>
-        <w:t>El incumplimiento de estas disposiciones será considerado una infracción grave, permitiendo a la PARTE afectada rescindir el contrato</w:t>
-      </w:r>
-      <w:r>
-        <w:rPr>
-          <w:rFonts w:ascii="Calibri" w:eastAsia="Calibri" w:hAnsi="Calibri" w:cs="Calibri"/>
-        </w:rPr>
-        <w:t xml:space="preserve"> sin penalidad y exigir indemnización por las pérdidas y daños ocasionados.</w:t>
+        <w:t>El incumplimiento de estas disposiciones será considerado una infracción grave, permitiendo a la PARTE afectada rescindir el contrato sin penalidad y exigir indemnización por las pérdidas y daños ocasionados.</w:t>
       </w:r>
     </w:p>
     <w:p>
@@ -6579,13 +5750,7 @@
         <w:rPr>
           <w:rFonts w:ascii="Calibri" w:eastAsia="Calibri" w:hAnsi="Calibri" w:cs="Calibri"/>
         </w:rPr>
-        <w:t xml:space="preserve">declaran, basadas en buena fe y tras </w:t>
-      </w:r>
-      <w:r>
-        <w:rPr>
-          <w:rFonts w:ascii="Calibri" w:eastAsia="Calibri" w:hAnsi="Calibri" w:cs="Calibri"/>
-        </w:rPr>
-        <w:t>indagaciones razonables, que durante la vigencia del contrato:</w:t>
+        <w:t>declaran, basadas en buena fe y tras indagaciones razonables, que durante la vigencia del contrato:</w:t>
       </w:r>
     </w:p>
     <w:p>
@@ -6607,13 +5772,7 @@
           <w:rFonts w:ascii="Calibri" w:eastAsia="Calibri" w:hAnsi="Calibri" w:cs="Calibri"/>
         </w:rPr>
         <w:tab/>
-        <w:t>Los activos de su patrimonio, no provienen ni han sido utilizados para actividades ilícitas según la Ley 190 de 1995, Ley 747 de 2002, Ley 1121 de 2006, Ley 30 de 1986 y demás normas aplica</w:t>
-      </w:r>
-      <w:r>
-        <w:rPr>
-          <w:rFonts w:ascii="Calibri" w:eastAsia="Calibri" w:hAnsi="Calibri" w:cs="Calibri"/>
-        </w:rPr>
-        <w:t>bles.</w:t>
+        <w:t>Los activos de su patrimonio, no provienen ni han sido utilizados para actividades ilícitas según la Ley 190 de 1995, Ley 747 de 2002, Ley 1121 de 2006, Ley 30 de 1986 y demás normas aplicables.</w:t>
       </w:r>
     </w:p>
     <w:p>
@@ -6643,13 +5802,7 @@
           <w:rFonts w:ascii="Calibri" w:eastAsia="Calibri" w:hAnsi="Calibri" w:cs="Calibri"/>
         </w:rPr>
         <w:tab/>
-        <w:t>No existen sanciones, investigaciones en curso, ni sentencias en firme contra ellas, sus representantes legales, miembros de junta directiva, accionistas, socios o empleados por actividades ilícitas, ni aparecen en listas nacionales o internacio</w:t>
-      </w:r>
-      <w:r>
-        <w:rPr>
-          <w:rFonts w:ascii="Calibri" w:eastAsia="Calibri" w:hAnsi="Calibri" w:cs="Calibri"/>
-        </w:rPr>
-        <w:t>nales de prevención de lavado de activos o actividades terroristas.</w:t>
+        <w:t>No existen sanciones, investigaciones en curso, ni sentencias en firme contra ellas, sus representantes legales, miembros de junta directiva, accionistas, socios o empleados por actividades ilícitas, ni aparecen en listas nacionales o internacionales de prevención de lavado de activos o actividades terroristas.</w:t>
       </w:r>
     </w:p>
     <w:p>
@@ -6694,13 +5847,7 @@
         <w:rPr>
           <w:rFonts w:ascii="Calibri" w:eastAsia="Calibri" w:hAnsi="Calibri" w:cs="Calibri"/>
         </w:rPr>
-        <w:t>Si en cualquier moment</w:t>
-      </w:r>
-      <w:r>
-        <w:rPr>
-          <w:rFonts w:ascii="Calibri" w:eastAsia="Calibri" w:hAnsi="Calibri" w:cs="Calibri"/>
-        </w:rPr>
-        <w:t>o se constata que estas declaraciones no son válidas o se niegan a declarar sobre nuevas conductas ilícitas, la PARTE cumplida podrá rescindir el contrato unilateralmente y sin indemnización.</w:t>
+        <w:t>Si en cualquier momento se constata que estas declaraciones no son válidas o se niegan a declarar sobre nuevas conductas ilícitas, la PARTE cumplida podrá rescindir el contrato unilateralmente y sin indemnización.</w:t>
       </w:r>
     </w:p>
     <w:p>
@@ -6723,13 +5870,7 @@
         <w:rPr>
           <w:rFonts w:ascii="Calibri" w:eastAsia="Calibri" w:hAnsi="Calibri" w:cs="Calibri"/>
         </w:rPr>
-        <w:t>r</w:t>
-      </w:r>
-      <w:r>
-        <w:rPr>
-          <w:rFonts w:ascii="Calibri" w:eastAsia="Calibri" w:hAnsi="Calibri" w:cs="Calibri"/>
-        </w:rPr>
-        <w:t>econoce haber sido informado por CYRGO S.A.S., sobre su obligación de cumplir con las normas de prevención del Soborno Transnacional y Corrupción y se compromete a conocer el Programa implementado por</w:t>
+        <w:t>reconoce haber sido informado por CYRGO S.A.S., sobre su obligación de cumplir con las normas de prevención del Soborno Transnacional y Corrupción y se compromete a conocer el Programa implementado por</w:t>
       </w:r>
       <w:r>
         <w:rPr>
@@ -6743,13 +5884,7 @@
         <w:rPr>
           <w:rFonts w:ascii="Calibri" w:eastAsia="Calibri" w:hAnsi="Calibri" w:cs="Calibri"/>
         </w:rPr>
-        <w:t>, disponible en su página web, así como las</w:t>
-      </w:r>
-      <w:r>
-        <w:rPr>
-          <w:rFonts w:ascii="Calibri" w:eastAsia="Calibri" w:hAnsi="Calibri" w:cs="Calibri"/>
-        </w:rPr>
-        <w:t xml:space="preserve"> consecuencias de su incumplimiento</w:t>
+        <w:t>, disponible en su página web, así como las consecuencias de su incumplimiento</w:t>
       </w:r>
       <w:r>
         <w:rPr>
@@ -6777,13 +5912,7 @@
         <w:rPr>
           <w:rFonts w:ascii="Calibri" w:eastAsia="Calibri" w:hAnsi="Calibri" w:cs="Calibri"/>
         </w:rPr>
-        <w:t>puede realizar procedimientos de Debida Diligencia para verificar el cumplimiento de estas obligaciones. El incumplimiento de conductas definidas por la Ley colombiana como Soborno Tr</w:t>
-      </w:r>
-      <w:r>
-        <w:rPr>
-          <w:rFonts w:ascii="Calibri" w:eastAsia="Calibri" w:hAnsi="Calibri" w:cs="Calibri"/>
-        </w:rPr>
-        <w:t xml:space="preserve">ansnacional y Corrupción será considerado una falta grave, permitiendo a </w:t>
+        <w:t xml:space="preserve">puede realizar procedimientos de Debida Diligencia para verificar el cumplimiento de estas obligaciones. El incumplimiento de conductas definidas por la Ley colombiana como Soborno Transnacional y Corrupción será considerado una falta grave, permitiendo a </w:t>
       </w:r>
       <w:r>
         <w:rPr>
@@ -6858,36 +5987,15 @@
           <w:rFonts w:ascii="Calibri" w:eastAsia="Calibri" w:hAnsi="Calibri" w:cs="Calibri"/>
           <w:color w:val="000000"/>
         </w:rPr>
-        <w:t xml:space="preserve">EL EMPLEADO se compromete a dar cumplimiento a las políticas y  procedimientos establecidos por la Organización en materia de autocontrol </w:t>
+        <w:t xml:space="preserve">EL EMPLEADO se compromete a dar cumplimiento a las políticas y  procedimientos establecidos por la Organización en materia de autocontrol y gestión del riesgo integral de lavado y de activos, financiación del terrorismo y financiación de la proliferación </w:t>
       </w:r>
       <w:r>
         <w:rPr>
           <w:rFonts w:ascii="Calibri" w:eastAsia="Calibri" w:hAnsi="Calibri" w:cs="Calibri"/>
           <w:color w:val="000000"/>
         </w:rPr>
-        <w:t xml:space="preserve">y gestión del riesgo integral de lavado y de activos, financiación del terrorismo y financiación de la proliferación </w:t>
-      </w:r>
-      <w:r>
-        <w:rPr>
-          <w:rFonts w:ascii="Calibri" w:eastAsia="Calibri" w:hAnsi="Calibri" w:cs="Calibri"/>
-          <w:color w:val="000000"/>
-        </w:rPr>
         <w:lastRenderedPageBreak/>
-        <w:t>de armas de destrucción masiva (LA/FT/FPADM) desarrollados en el correspondiente manual del sistema de autocontrol y gestión del riesgo int</w:t>
-      </w:r>
-      <w:r>
-        <w:rPr>
-          <w:rFonts w:ascii="Calibri" w:eastAsia="Calibri" w:hAnsi="Calibri" w:cs="Calibri"/>
-          <w:color w:val="000000"/>
-        </w:rPr>
-        <w:t>egral de LA/FT/FPADM - SAGRILAFT. Igualmente se compromete a dar estricto y cabal cumplimiento a las funciones y responsabilidades asignadas frente al SAGRILAFT. Su incumplimiento dará lugar a la correspondiente sanción según sea establecido en el reglamen</w:t>
-      </w:r>
-      <w:r>
-        <w:rPr>
-          <w:rFonts w:ascii="Calibri" w:eastAsia="Calibri" w:hAnsi="Calibri" w:cs="Calibri"/>
-          <w:color w:val="000000"/>
-        </w:rPr>
-        <w:t xml:space="preserve">to interno de trabajo de la Organización y/o Código de ética. </w:t>
+        <w:t xml:space="preserve">de armas de destrucción masiva (LA/FT/FPADM) desarrollados en el correspondiente manual del sistema de autocontrol y gestión del riesgo integral de LA/FT/FPADM - SAGRILAFT. Igualmente se compromete a dar estricto y cabal cumplimiento a las funciones y responsabilidades asignadas frente al SAGRILAFT. Su incumplimiento dará lugar a la correspondiente sanción según sea establecido en el reglamento interno de trabajo de la Organización y/o Código de ética. </w:t>
       </w:r>
     </w:p>
     <w:p>
@@ -6966,21 +6074,7 @@
           <w:rFonts w:ascii="Calibri" w:eastAsia="Calibri" w:hAnsi="Calibri" w:cs="Calibri"/>
           <w:color w:val="000000"/>
         </w:rPr>
-        <w:t>EL EMPLEADO se compromete a guardar reserva de la información y documentos que tenga cono</w:t>
-      </w:r>
-      <w:r>
-        <w:rPr>
-          <w:rFonts w:ascii="Calibri" w:eastAsia="Calibri" w:hAnsi="Calibri" w:cs="Calibri"/>
-          <w:color w:val="000000"/>
-        </w:rPr>
-        <w:t>cimiento de los clientes, proveedores, accionistas y empleados producto de la aplicación de las políticas y procedimientos del sistema de autocontrol y gestión del riesgo integral de LA/FT/FPADM. De la misma forma, se compromete a guardar reserva de la inf</w:t>
-      </w:r>
-      <w:r>
-        <w:rPr>
-          <w:rFonts w:ascii="Calibri" w:eastAsia="Calibri" w:hAnsi="Calibri" w:cs="Calibri"/>
-          <w:color w:val="000000"/>
-        </w:rPr>
-        <w:t xml:space="preserve">ormación reportada a las autoridades competentes en virtud de los procedimientos establecidos en el mencionado sistema.  </w:t>
+        <w:t xml:space="preserve">EL EMPLEADO se compromete a guardar reserva de la información y documentos que tenga conocimiento de los clientes, proveedores, accionistas y empleados producto de la aplicación de las políticas y procedimientos del sistema de autocontrol y gestión del riesgo integral de LA/FT/FPADM. De la misma forma, se compromete a guardar reserva de la información reportada a las autoridades competentes en virtud de los procedimientos establecidos en el mencionado sistema.  </w:t>
       </w:r>
     </w:p>
     <w:p>
@@ -7078,21 +6172,7 @@
           <w:rFonts w:ascii="Calibri" w:eastAsia="Calibri" w:hAnsi="Calibri" w:cs="Calibri"/>
           <w:color w:val="000000"/>
         </w:rPr>
-        <w:t>EL EMPLEADO se obliga a reportar de forma inmedia</w:t>
-      </w:r>
-      <w:r>
-        <w:rPr>
-          <w:rFonts w:ascii="Calibri" w:eastAsia="Calibri" w:hAnsi="Calibri" w:cs="Calibri"/>
-          <w:color w:val="000000"/>
-        </w:rPr>
-        <w:t>ta al Oficial de Cumplimiento de la Organización todas las situaciones inusuales que evidencie y que pueden involucrar situaciones de lavado de activos, financiación del terrorismo y financiación de la proliferación de armas de destrucción masiva LA/FT/FPA</w:t>
-      </w:r>
-      <w:r>
-        <w:rPr>
-          <w:rFonts w:ascii="Calibri" w:eastAsia="Calibri" w:hAnsi="Calibri" w:cs="Calibri"/>
-          <w:color w:val="000000"/>
-        </w:rPr>
-        <w:t>DM según lo establecido en el manual del sistema de autocontrol y gestión del riesgo integral de LA/FT/FPADM.</w:t>
+        <w:t>EL EMPLEADO se obliga a reportar de forma inmediata al Oficial de Cumplimiento de la Organización todas las situaciones inusuales que evidencie y que pueden involucrar situaciones de lavado de activos, financiación del terrorismo y financiación de la proliferación de armas de destrucción masiva LA/FT/FPADM según lo establecido en el manual del sistema de autocontrol y gestión del riesgo integral de LA/FT/FPADM.</w:t>
       </w:r>
     </w:p>
     <w:p>
@@ -7133,13 +6213,7 @@
         <w:rPr>
           <w:rFonts w:ascii="Calibri" w:eastAsia="Calibri" w:hAnsi="Calibri" w:cs="Calibri"/>
         </w:rPr>
-        <w:t xml:space="preserve"> se compromete a cumplir en su totalidad lo establecido en el Decreto 2153 de 1992, Ley 256 de 1996, Ley 155 de 1959, Ley 1340 de 2009, y todas las normas y regulacio</w:t>
-      </w:r>
-      <w:r>
-        <w:rPr>
-          <w:rFonts w:ascii="Calibri" w:eastAsia="Calibri" w:hAnsi="Calibri" w:cs="Calibri"/>
-        </w:rPr>
-        <w:t xml:space="preserve">nes aplicables al régimen de protección de libre competencia. </w:t>
+        <w:t xml:space="preserve"> se compromete a cumplir en su totalidad lo establecido en el Decreto 2153 de 1992, Ley 256 de 1996, Ley 155 de 1959, Ley 1340 de 2009, y todas las normas y regulaciones aplicables al régimen de protección de libre competencia. </w:t>
       </w:r>
     </w:p>
     <w:p>
@@ -7154,13 +6228,7 @@
         <w:rPr>
           <w:rFonts w:ascii="Calibri" w:eastAsia="Calibri" w:hAnsi="Calibri" w:cs="Calibri"/>
         </w:rPr>
-        <w:t>Asimismo, declara que se compromete a que todas las actividades que en virtud de esta relación contractual se ejecuten serán realizadas de conformidad con los más elevados estándares de transpa</w:t>
-      </w:r>
-      <w:r>
-        <w:rPr>
-          <w:rFonts w:ascii="Calibri" w:eastAsia="Calibri" w:hAnsi="Calibri" w:cs="Calibri"/>
-        </w:rPr>
-        <w:t>rencia, integridad, legalidad y respetando el Código de Ética, y todas las demás políticas internas de la compañía.</w:t>
+        <w:t>Asimismo, declara que se compromete a que todas las actividades que en virtud de esta relación contractual se ejecuten serán realizadas de conformidad con los más elevados estándares de transparencia, integridad, legalidad y respetando el Código de Ética, y todas las demás políticas internas de la compañía.</w:t>
       </w:r>
     </w:p>
     <w:p>
@@ -7190,13 +6258,7 @@
         <w:rPr>
           <w:rFonts w:ascii="Calibri" w:eastAsia="Calibri" w:hAnsi="Calibri" w:cs="Calibri"/>
         </w:rPr>
-        <w:t xml:space="preserve"> declara que no ha sido sancionado, ni está siendo investigado por la Superintendencia de Industria y Comercio po</w:t>
-      </w:r>
-      <w:r>
-        <w:rPr>
-          <w:rFonts w:ascii="Calibri" w:eastAsia="Calibri" w:hAnsi="Calibri" w:cs="Calibri"/>
-        </w:rPr>
-        <w:t>r algún tipo de restricción de la competencia, y en ese mismo orden de ideas que no es parte de ningún proceso por restricción de la competencia o competencia desleal.</w:t>
+        <w:t xml:space="preserve"> declara que no ha sido sancionado, ni está siendo investigado por la Superintendencia de Industria y Comercio por algún tipo de restricción de la competencia, y en ese mismo orden de ideas que no es parte de ningún proceso por restricción de la competencia o competencia desleal.</w:t>
       </w:r>
     </w:p>
     <w:p>
@@ -7218,32 +6280,14 @@
         <w:rPr>
           <w:rFonts w:ascii="Calibri" w:eastAsia="Calibri" w:hAnsi="Calibri" w:cs="Calibri"/>
         </w:rPr>
-        <w:t xml:space="preserve"> EL TRABAJADOR conoce qu</w:t>
-      </w:r>
-      <w:r>
-        <w:rPr>
-          <w:rFonts w:ascii="Calibri" w:eastAsia="Calibri" w:hAnsi="Calibri" w:cs="Calibri"/>
-        </w:rPr>
-        <w:t xml:space="preserve">e, en virtud de la Ley 2365 de 2024, EL EMPLEADOR adoptó las medidas y obligaciones allí </w:t>
+        <w:t xml:space="preserve"> EL TRABAJADOR conoce que, en virtud de la Ley 2365 de 2024, EL EMPLEADOR adoptó las medidas y obligaciones allí </w:t>
       </w:r>
       <w:r>
         <w:rPr>
           <w:rFonts w:ascii="Calibri" w:eastAsia="Calibri" w:hAnsi="Calibri" w:cs="Calibri"/>
         </w:rPr>
         <w:lastRenderedPageBreak/>
-        <w:t>indicadas, por lo cual, cuenta con un protocolo interno de prevención de acoso sexual, con un órgano competente para conocer de estas situaciones, con un procedimiento</w:t>
-      </w:r>
-      <w:r>
-        <w:rPr>
-          <w:rFonts w:ascii="Calibri" w:eastAsia="Calibri" w:hAnsi="Calibri" w:cs="Calibri"/>
-        </w:rPr>
-        <w:t xml:space="preserve"> que se debe seguir en caso de que se presenten quejas de presunto acoso sexual, así como las demás previstas en dicha norma. Así mismo, EL TRABAJADOR conoce que todas las obligaciones y prohibiciones que surjan en torno al acoso sexual se encuentran incor</w:t>
-      </w:r>
-      <w:r>
-        <w:rPr>
-          <w:rFonts w:ascii="Calibri" w:eastAsia="Calibri" w:hAnsi="Calibri" w:cs="Calibri"/>
-        </w:rPr>
-        <w:t xml:space="preserve">poradas al contrato de trabajo, considerándose una falta grave el incumplimiento de estas. </w:t>
+        <w:t xml:space="preserve">indicadas, por lo cual, cuenta con un protocolo interno de prevención de acoso sexual, con un órgano competente para conocer de estas situaciones, con un procedimiento que se debe seguir en caso de que se presenten quejas de presunto acoso sexual, así como las demás previstas en dicha norma. Así mismo, EL TRABAJADOR conoce que todas las obligaciones y prohibiciones que surjan en torno al acoso sexual se encuentran incorporadas al contrato de trabajo, considerándose una falta grave el incumplimiento de estas. </w:t>
       </w:r>
     </w:p>
     <w:p>
@@ -7292,13 +6336,7 @@
         <w:rPr>
           <w:rFonts w:ascii="Calibri" w:eastAsia="Calibri" w:hAnsi="Calibri" w:cs="Calibri"/>
         </w:rPr>
-        <w:t>Del presente documento se han extendido dos ejemplares del mi</w:t>
-      </w:r>
-      <w:r>
-        <w:rPr>
-          <w:rFonts w:ascii="Calibri" w:eastAsia="Calibri" w:hAnsi="Calibri" w:cs="Calibri"/>
-        </w:rPr>
-        <w:t xml:space="preserve">smo contenido, uno para </w:t>
+        <w:t xml:space="preserve">Del presente documento se han extendido dos ejemplares del mismo contenido, uno para </w:t>
       </w:r>
       <w:r>
         <w:rPr>
@@ -7855,7 +6893,7 @@
             </wp:anchor>
           </w:drawing>
         </mc:Choice>
-        <mc:Fallback xmlns:cr="http://schemas.microsoft.com/office/comments/2020/reactions" xmlns="http://schemas.microsoft.com/office/tasks/2019/documenttasks" xmlns:dgm="http://schemas.openxmlformats.org/drawingml/2006/diagram" xmlns:lc="http://schemas.openxmlformats.org/drawingml/2006/lockedCanvas" xmlns:c="http://schemas.openxmlformats.org/drawingml/2006/chart" xmlns:pic="http://schemas.openxmlformats.org/drawingml/2006/picture" xmlns:a="http://schemas.openxmlformats.org/drawingml/2006/main" xmlns:sl="http://schemas.openxmlformats.org/schemaLibrary/2006/main">
+        <mc:Fallback xmlns:sl="http://schemas.openxmlformats.org/schemaLibrary/2006/main" xmlns:a="http://schemas.openxmlformats.org/drawingml/2006/main" xmlns:pic="http://schemas.openxmlformats.org/drawingml/2006/picture" xmlns:c="http://schemas.openxmlformats.org/drawingml/2006/chart" xmlns:lc="http://schemas.openxmlformats.org/drawingml/2006/lockedCanvas" xmlns:dgm="http://schemas.openxmlformats.org/drawingml/2006/diagram" xmlns="http://schemas.microsoft.com/office/tasks/2019/documenttasks" xmlns:cr="http://schemas.microsoft.com/office/comments/2020/reactions">
           <w:drawing>
             <wp:anchor allowOverlap="1" behindDoc="0" distB="45720" distT="45720" distL="114300" distR="114300" hidden="0" layoutInCell="1" locked="0" relativeHeight="0" simplePos="0">
               <wp:simplePos x="0" y="0"/>
@@ -7978,7 +7016,7 @@
             </wp:anchor>
           </w:drawing>
         </mc:Choice>
-        <mc:Fallback xmlns:cr="http://schemas.microsoft.com/office/comments/2020/reactions" xmlns="http://schemas.microsoft.com/office/tasks/2019/documenttasks" xmlns:dgm="http://schemas.openxmlformats.org/drawingml/2006/diagram" xmlns:lc="http://schemas.openxmlformats.org/drawingml/2006/lockedCanvas" xmlns:c="http://schemas.openxmlformats.org/drawingml/2006/chart" xmlns:pic="http://schemas.openxmlformats.org/drawingml/2006/picture" xmlns:a="http://schemas.openxmlformats.org/drawingml/2006/main" xmlns:sl="http://schemas.openxmlformats.org/schemaLibrary/2006/main">
+        <mc:Fallback xmlns:sl="http://schemas.openxmlformats.org/schemaLibrary/2006/main" xmlns:a="http://schemas.openxmlformats.org/drawingml/2006/main" xmlns:pic="http://schemas.openxmlformats.org/drawingml/2006/picture" xmlns:c="http://schemas.openxmlformats.org/drawingml/2006/chart" xmlns:lc="http://schemas.openxmlformats.org/drawingml/2006/lockedCanvas" xmlns:dgm="http://schemas.openxmlformats.org/drawingml/2006/diagram" xmlns="http://schemas.microsoft.com/office/tasks/2019/documenttasks" xmlns:cr="http://schemas.microsoft.com/office/comments/2020/reactions">
           <w:drawing>
             <wp:anchor allowOverlap="1" behindDoc="0" distB="45720" distT="45720" distL="114300" distR="114300" hidden="0" layoutInCell="1" locked="0" relativeHeight="0" simplePos="0">
               <wp:simplePos x="0" y="0"/>
@@ -8086,7 +7124,7 @@
             </wp:anchor>
           </w:drawing>
         </mc:Choice>
-        <mc:Fallback xmlns:cr="http://schemas.microsoft.com/office/comments/2020/reactions" xmlns="http://schemas.microsoft.com/office/tasks/2019/documenttasks" xmlns:dgm="http://schemas.openxmlformats.org/drawingml/2006/diagram" xmlns:lc="http://schemas.openxmlformats.org/drawingml/2006/lockedCanvas" xmlns:c="http://schemas.openxmlformats.org/drawingml/2006/chart" xmlns:pic="http://schemas.openxmlformats.org/drawingml/2006/picture" xmlns:a="http://schemas.openxmlformats.org/drawingml/2006/main" xmlns:sl="http://schemas.openxmlformats.org/schemaLibrary/2006/main">
+        <mc:Fallback xmlns:sl="http://schemas.openxmlformats.org/schemaLibrary/2006/main" xmlns:a="http://schemas.openxmlformats.org/drawingml/2006/main" xmlns:pic="http://schemas.openxmlformats.org/drawingml/2006/picture" xmlns:c="http://schemas.openxmlformats.org/drawingml/2006/chart" xmlns:lc="http://schemas.openxmlformats.org/drawingml/2006/lockedCanvas" xmlns:dgm="http://schemas.openxmlformats.org/drawingml/2006/diagram" xmlns="http://schemas.microsoft.com/office/tasks/2019/documenttasks" xmlns:cr="http://schemas.microsoft.com/office/comments/2020/reactions">
           <w:drawing>
             <wp:anchor allowOverlap="1" behindDoc="0" distB="45720" distT="45720" distL="114300" distR="114300" hidden="0" layoutInCell="1" locked="0" relativeHeight="0" simplePos="0">
               <wp:simplePos x="0" y="0"/>
@@ -8434,7 +7472,7 @@
             </wp:anchor>
           </w:drawing>
         </mc:Choice>
-        <mc:Fallback xmlns:cr="http://schemas.microsoft.com/office/comments/2020/reactions" xmlns="http://schemas.microsoft.com/office/tasks/2019/documenttasks" xmlns:dgm="http://schemas.openxmlformats.org/drawingml/2006/diagram" xmlns:lc="http://schemas.openxmlformats.org/drawingml/2006/lockedCanvas" xmlns:c="http://schemas.openxmlformats.org/drawingml/2006/chart" xmlns:pic="http://schemas.openxmlformats.org/drawingml/2006/picture" xmlns:a="http://schemas.openxmlformats.org/drawingml/2006/main" xmlns:sl="http://schemas.openxmlformats.org/schemaLibrary/2006/main">
+        <mc:Fallback xmlns:sl="http://schemas.openxmlformats.org/schemaLibrary/2006/main" xmlns:a="http://schemas.openxmlformats.org/drawingml/2006/main" xmlns:pic="http://schemas.openxmlformats.org/drawingml/2006/picture" xmlns:c="http://schemas.openxmlformats.org/drawingml/2006/chart" xmlns:lc="http://schemas.openxmlformats.org/drawingml/2006/lockedCanvas" xmlns:dgm="http://schemas.openxmlformats.org/drawingml/2006/diagram" xmlns="http://schemas.microsoft.com/office/tasks/2019/documenttasks" xmlns:cr="http://schemas.microsoft.com/office/comments/2020/reactions">
           <w:drawing>
             <wp:anchor allowOverlap="1" behindDoc="0" distB="45720" distT="45720" distL="114300" distR="114300" hidden="0" layoutInCell="1" locked="0" relativeHeight="0" simplePos="0">
               <wp:simplePos x="0" y="0"/>
@@ -8544,7 +7582,7 @@
             </wp:anchor>
           </w:drawing>
         </mc:Choice>
-        <mc:Fallback xmlns:cr="http://schemas.microsoft.com/office/comments/2020/reactions" xmlns="http://schemas.microsoft.com/office/tasks/2019/documenttasks" xmlns:dgm="http://schemas.openxmlformats.org/drawingml/2006/diagram" xmlns:lc="http://schemas.openxmlformats.org/drawingml/2006/lockedCanvas" xmlns:c="http://schemas.openxmlformats.org/drawingml/2006/chart" xmlns:pic="http://schemas.openxmlformats.org/drawingml/2006/picture" xmlns:a="http://schemas.openxmlformats.org/drawingml/2006/main" xmlns:sl="http://schemas.openxmlformats.org/schemaLibrary/2006/main">
+        <mc:Fallback xmlns:sl="http://schemas.openxmlformats.org/schemaLibrary/2006/main" xmlns:a="http://schemas.openxmlformats.org/drawingml/2006/main" xmlns:pic="http://schemas.openxmlformats.org/drawingml/2006/picture" xmlns:c="http://schemas.openxmlformats.org/drawingml/2006/chart" xmlns:lc="http://schemas.openxmlformats.org/drawingml/2006/lockedCanvas" xmlns:dgm="http://schemas.openxmlformats.org/drawingml/2006/diagram" xmlns="http://schemas.microsoft.com/office/tasks/2019/documenttasks" xmlns:cr="http://schemas.microsoft.com/office/comments/2020/reactions">
           <w:drawing>
             <wp:anchor allowOverlap="1" behindDoc="0" distB="45720" distT="45720" distL="114300" distR="114300" hidden="0" layoutInCell="1" locked="0" relativeHeight="0" simplePos="0">
               <wp:simplePos x="0" y="0"/>

--- a/webapp/templates/word/Contrato_Termino_Indefinido_Cyrgo.docx
+++ b/webapp/templates/word/Contrato_Termino_Indefinido_Cyrgo.docx
@@ -79,11 +79,15 @@
               <w:spacing w:after="0"/>
               <w:rPr>
                 <w:rFonts w:ascii="Calibri" w:eastAsia="Calibri" w:hAnsi="Calibri" w:cs="Calibri"/>
+                <w:b/>
+                <w:bCs/>
               </w:rPr>
             </w:pPr>
             <w:r>
               <w:rPr>
                 <w:rFonts w:ascii="Calibri" w:eastAsia="Calibri" w:hAnsi="Calibri" w:cs="Calibri"/>
+                <w:b/>
+                <w:bCs/>
               </w:rPr>
               <w:t>CYRGO S.A.S.</w:t>
             </w:r>
@@ -594,23 +598,31 @@
               <w:spacing w:after="0"/>
               <w:rPr>
                 <w:rFonts w:ascii="Calibri" w:eastAsia="Calibri" w:hAnsi="Calibri" w:cs="Calibri"/>
+                <w:b/>
+                <w:bCs/>
               </w:rPr>
             </w:pPr>
             <w:r>
               <w:rPr>
                 <w:rFonts w:ascii="Calibri" w:eastAsia="Calibri" w:hAnsi="Calibri" w:cs="Calibri"/>
+                <w:b/>
+                <w:bCs/>
               </w:rPr>
               <w:t>DOS</w:t>
             </w:r>
             <w:r>
               <w:rPr>
                 <w:rFonts w:ascii="Calibri" w:eastAsia="Calibri" w:hAnsi="Calibri" w:cs="Calibri"/>
+                <w:b/>
+                <w:bCs/>
               </w:rPr>
               <w:t xml:space="preserve"> (2) </w:t>
             </w:r>
             <w:r>
               <w:rPr>
                 <w:rFonts w:ascii="Calibri" w:eastAsia="Calibri" w:hAnsi="Calibri" w:cs="Calibri"/>
+                <w:b/>
+                <w:bCs/>
               </w:rPr>
               <w:t>MESES</w:t>
             </w:r>
@@ -657,11 +669,15 @@
               <w:spacing w:after="0"/>
               <w:rPr>
                 <w:rFonts w:ascii="Calibri" w:eastAsia="Calibri" w:hAnsi="Calibri" w:cs="Calibri"/>
+                <w:b/>
+                <w:bCs/>
               </w:rPr>
             </w:pPr>
             <w:r>
               <w:rPr>
                 <w:rFonts w:ascii="Calibri" w:eastAsia="Calibri" w:hAnsi="Calibri" w:cs="Calibri"/>
+                <w:b/>
+                <w:bCs/>
               </w:rPr>
               <w:t>TÉRMINO INDEFINIDO</w:t>
             </w:r>
@@ -6577,6 +6593,90 @@
         <w:rPr>
           <w:rFonts w:ascii="Calibri" w:eastAsia="Calibri" w:hAnsi="Calibri" w:cs="Calibri"/>
           <w:noProof/>
+          <w:sz w:val="23"/>
+          <w:szCs w:val="23"/>
+        </w:rPr>
+        <mc:AlternateContent>
+          <mc:Choice Requires="wps">
+            <w:drawing>
+              <wp:anchor distT="0" distB="0" distL="114300" distR="114300" simplePos="0" relativeHeight="251660288" behindDoc="0" locked="0" layoutInCell="1" allowOverlap="1" wp14:anchorId="7D35CC1B" wp14:editId="1DEEF644">
+                <wp:simplePos x="0" y="0"/>
+                <wp:positionH relativeFrom="column">
+                  <wp:posOffset>3162300</wp:posOffset>
+                </wp:positionH>
+                <wp:positionV relativeFrom="paragraph">
+                  <wp:posOffset>699770</wp:posOffset>
+                </wp:positionV>
+                <wp:extent cx="1943100" cy="0"/>
+                <wp:effectExtent l="38100" t="38100" r="57150" b="95250"/>
+                <wp:wrapNone/>
+                <wp:docPr id="15" name="Conector: angular 15"/>
+                <wp:cNvGraphicFramePr/>
+                <a:graphic xmlns:a="http://schemas.openxmlformats.org/drawingml/2006/main">
+                  <a:graphicData uri="http://schemas.microsoft.com/office/word/2010/wordprocessingShape">
+                    <wps:wsp>
+                      <wps:cNvCnPr/>
+                      <wps:spPr>
+                        <a:xfrm>
+                          <a:off x="0" y="0"/>
+                          <a:ext cx="1943100" cy="0"/>
+                        </a:xfrm>
+                        <a:prstGeom prst="bentConnector3">
+                          <a:avLst/>
+                        </a:prstGeom>
+                        <a:ln w="6350"/>
+                      </wps:spPr>
+                      <wps:style>
+                        <a:lnRef idx="2">
+                          <a:schemeClr val="dk1"/>
+                        </a:lnRef>
+                        <a:fillRef idx="0">
+                          <a:schemeClr val="dk1"/>
+                        </a:fillRef>
+                        <a:effectRef idx="1">
+                          <a:schemeClr val="dk1"/>
+                        </a:effectRef>
+                        <a:fontRef idx="minor">
+                          <a:schemeClr val="tx1"/>
+                        </a:fontRef>
+                      </wps:style>
+                      <wps:bodyPr/>
+                    </wps:wsp>
+                  </a:graphicData>
+                </a:graphic>
+                <wp14:sizeRelH relativeFrom="margin">
+                  <wp14:pctWidth>0</wp14:pctWidth>
+                </wp14:sizeRelH>
+                <wp14:sizeRelV relativeFrom="margin">
+                  <wp14:pctHeight>0</wp14:pctHeight>
+                </wp14:sizeRelV>
+              </wp:anchor>
+            </w:drawing>
+          </mc:Choice>
+          <mc:Fallback>
+            <w:pict>
+              <v:shapetype w14:anchorId="652033C7" id="_x0000_t34" coordsize="21600,21600" o:spt="34" o:oned="t" adj="10800" path="m,l@0,0@0,21600,21600,21600e" filled="f">
+                <v:stroke joinstyle="miter"/>
+                <v:formulas>
+                  <v:f eqn="val #0"/>
+                </v:formulas>
+                <v:path arrowok="t" fillok="f" o:connecttype="none"/>
+                <v:handles>
+                  <v:h position="#0,center"/>
+                </v:handles>
+                <o:lock v:ext="edit" shapetype="t"/>
+              </v:shapetype>
+              <v:shape id="Conector: angular 15" o:spid="_x0000_s1026" type="#_x0000_t34" style="position:absolute;margin-left:249pt;margin-top:55.1pt;width:153pt;height:0;z-index:251660288;visibility:visible;mso-wrap-style:square;mso-width-percent:0;mso-height-percent:0;mso-wrap-distance-left:9pt;mso-wrap-distance-top:0;mso-wrap-distance-right:9pt;mso-wrap-distance-bottom:0;mso-position-horizontal:absolute;mso-position-horizontal-relative:text;mso-position-vertical:absolute;mso-position-vertical-relative:text;mso-width-percent:0;mso-height-percent:0;mso-width-relative:margin;mso-height-relative:margin" o:gfxdata="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" strokecolor="black [3200]" strokeweight=".5pt">
+                <v:shadow on="t" color="black" opacity="24903f" origin=",.5" offset="0,.55556mm"/>
+              </v:shape>
+            </w:pict>
+          </mc:Fallback>
+        </mc:AlternateContent>
+      </w:r>
+      <w:r>
+        <w:rPr>
+          <w:rFonts w:ascii="Calibri" w:eastAsia="Calibri" w:hAnsi="Calibri" w:cs="Calibri"/>
+          <w:noProof/>
         </w:rPr>
         <w:drawing>
           <wp:inline distT="0" distB="0" distL="0" distR="0" wp14:anchorId="4CC5CEA0" wp14:editId="5B94C037">
@@ -6617,6 +6717,101 @@
     </w:p>
     <w:p>
       <w:pPr>
+        <w:tabs>
+          <w:tab w:val="left" w:pos="709"/>
+          <w:tab w:val="left" w:pos="1418"/>
+          <w:tab w:val="left" w:pos="2127"/>
+          <w:tab w:val="left" w:pos="2836"/>
+          <w:tab w:val="left" w:pos="3545"/>
+          <w:tab w:val="left" w:pos="4254"/>
+          <w:tab w:val="left" w:pos="4963"/>
+          <w:tab w:val="left" w:pos="5672"/>
+          <w:tab w:val="left" w:pos="6381"/>
+          <w:tab w:val="left" w:pos="7090"/>
+          <w:tab w:val="left" w:pos="7799"/>
+          <w:tab w:val="left" w:pos="8508"/>
+          <w:tab w:val="left" w:pos="9217"/>
+          <w:tab w:val="left" w:pos="9926"/>
+          <w:tab w:val="left" w:pos="10635"/>
+          <w:tab w:val="left" w:pos="11344"/>
+          <w:tab w:val="left" w:pos="12053"/>
+        </w:tabs>
+        <w:rPr>
+          <w:rFonts w:ascii="Calibri" w:eastAsia="Calibri" w:hAnsi="Calibri" w:cs="Calibri"/>
+          <w:sz w:val="23"/>
+          <w:szCs w:val="23"/>
+        </w:rPr>
+      </w:pPr>
+      <w:r>
+        <w:rPr>
+          <w:rFonts w:ascii="Calibri" w:eastAsia="Calibri" w:hAnsi="Calibri" w:cs="Calibri"/>
+          <w:noProof/>
+          <w:sz w:val="23"/>
+          <w:szCs w:val="23"/>
+        </w:rPr>
+        <mc:AlternateContent>
+          <mc:Choice Requires="wps">
+            <w:drawing>
+              <wp:anchor distT="0" distB="0" distL="114300" distR="114300" simplePos="0" relativeHeight="251661312" behindDoc="0" locked="0" layoutInCell="1" allowOverlap="1" wp14:anchorId="3075C891" wp14:editId="319C3FBD">
+                <wp:simplePos x="0" y="0"/>
+                <wp:positionH relativeFrom="column">
+                  <wp:posOffset>28575</wp:posOffset>
+                </wp:positionH>
+                <wp:positionV relativeFrom="paragraph">
+                  <wp:posOffset>5080</wp:posOffset>
+                </wp:positionV>
+                <wp:extent cx="1943100" cy="0"/>
+                <wp:effectExtent l="38100" t="38100" r="57150" b="95250"/>
+                <wp:wrapNone/>
+                <wp:docPr id="16" name="Conector: angular 16"/>
+                <wp:cNvGraphicFramePr/>
+                <a:graphic xmlns:a="http://schemas.openxmlformats.org/drawingml/2006/main">
+                  <a:graphicData uri="http://schemas.microsoft.com/office/word/2010/wordprocessingShape">
+                    <wps:wsp>
+                      <wps:cNvCnPr/>
+                      <wps:spPr>
+                        <a:xfrm>
+                          <a:off x="0" y="0"/>
+                          <a:ext cx="1943100" cy="0"/>
+                        </a:xfrm>
+                        <a:prstGeom prst="bentConnector3">
+                          <a:avLst/>
+                        </a:prstGeom>
+                        <a:ln w="6350"/>
+                      </wps:spPr>
+                      <wps:style>
+                        <a:lnRef idx="2">
+                          <a:schemeClr val="dk1"/>
+                        </a:lnRef>
+                        <a:fillRef idx="0">
+                          <a:schemeClr val="dk1"/>
+                        </a:fillRef>
+                        <a:effectRef idx="1">
+                          <a:schemeClr val="dk1"/>
+                        </a:effectRef>
+                        <a:fontRef idx="minor">
+                          <a:schemeClr val="tx1"/>
+                        </a:fontRef>
+                      </wps:style>
+                      <wps:bodyPr/>
+                    </wps:wsp>
+                  </a:graphicData>
+                </a:graphic>
+              </wp:anchor>
+            </w:drawing>
+          </mc:Choice>
+          <mc:Fallback>
+            <w:pict>
+              <v:shape w14:anchorId="20DBB4CF" id="Conector: angular 16" o:spid="_x0000_s1026" type="#_x0000_t34" style="position:absolute;margin-left:2.25pt;margin-top:.4pt;width:153pt;height:0;z-index:251661312;visibility:visible;mso-wrap-style:square;mso-wrap-distance-left:9pt;mso-wrap-distance-top:0;mso-wrap-distance-right:9pt;mso-wrap-distance-bottom:0;mso-position-horizontal:absolute;mso-position-horizontal-relative:text;mso-position-vertical:absolute;mso-position-vertical-relative:text" o:gfxdata="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" strokecolor="black [3200]" strokeweight=".5pt">
+                <v:shadow on="t" color="black" opacity="24903f" origin=",.5" offset="0,.55556mm"/>
+              </v:shape>
+            </w:pict>
+          </mc:Fallback>
+        </mc:AlternateContent>
+      </w:r>
+    </w:p>
+    <w:p>
+      <w:pPr>
         <w:pBdr>
           <w:top w:val="nil"/>
           <w:left w:val="nil"/>
@@ -6645,7 +6840,7 @@
           <w:color w:val="000000"/>
         </w:rPr>
         <w:tab/>
-        <w:t xml:space="preserve">                                  </w:t>
+        <w:t xml:space="preserve">                         </w:t>
       </w:r>
       <w:proofErr w:type="gramStart"/>
       <w:r>
@@ -6684,7 +6879,7 @@
           <w:rFonts w:ascii="Calibri" w:eastAsia="Calibri" w:hAnsi="Calibri" w:cs="Calibri"/>
           <w:color w:val="000000"/>
         </w:rPr>
-        <w:t>C.C. No. 74.371.977                                                                          C.C. No [[Cedula]]</w:t>
+        <w:t>C.C. No. 74.371.977                                                                 C.C. No [[Cedula]]</w:t>
       </w:r>
     </w:p>
     <w:p>
@@ -6893,7 +7088,7 @@
             </wp:anchor>
           </w:drawing>
         </mc:Choice>
-        <mc:Fallback xmlns:sl="http://schemas.openxmlformats.org/schemaLibrary/2006/main" xmlns:a="http://schemas.openxmlformats.org/drawingml/2006/main" xmlns:pic="http://schemas.openxmlformats.org/drawingml/2006/picture" xmlns:c="http://schemas.openxmlformats.org/drawingml/2006/chart" xmlns:lc="http://schemas.openxmlformats.org/drawingml/2006/lockedCanvas" xmlns:dgm="http://schemas.openxmlformats.org/drawingml/2006/diagram" xmlns="http://schemas.microsoft.com/office/tasks/2019/documenttasks" xmlns:cr="http://schemas.microsoft.com/office/comments/2020/reactions">
+        <mc:Fallback xmlns:cr="http://schemas.microsoft.com/office/comments/2020/reactions" xmlns="http://schemas.microsoft.com/office/tasks/2019/documenttasks" xmlns:dgm="http://schemas.openxmlformats.org/drawingml/2006/diagram" xmlns:lc="http://schemas.openxmlformats.org/drawingml/2006/lockedCanvas" xmlns:c="http://schemas.openxmlformats.org/drawingml/2006/chart" xmlns:pic="http://schemas.openxmlformats.org/drawingml/2006/picture" xmlns:a="http://schemas.openxmlformats.org/drawingml/2006/main" xmlns:sl="http://schemas.openxmlformats.org/schemaLibrary/2006/main">
           <w:drawing>
             <wp:anchor allowOverlap="1" behindDoc="0" distB="45720" distT="45720" distL="114300" distR="114300" hidden="0" layoutInCell="1" locked="0" relativeHeight="0" simplePos="0">
               <wp:simplePos x="0" y="0"/>
@@ -7016,7 +7211,7 @@
             </wp:anchor>
           </w:drawing>
         </mc:Choice>
-        <mc:Fallback xmlns:sl="http://schemas.openxmlformats.org/schemaLibrary/2006/main" xmlns:a="http://schemas.openxmlformats.org/drawingml/2006/main" xmlns:pic="http://schemas.openxmlformats.org/drawingml/2006/picture" xmlns:c="http://schemas.openxmlformats.org/drawingml/2006/chart" xmlns:lc="http://schemas.openxmlformats.org/drawingml/2006/lockedCanvas" xmlns:dgm="http://schemas.openxmlformats.org/drawingml/2006/diagram" xmlns="http://schemas.microsoft.com/office/tasks/2019/documenttasks" xmlns:cr="http://schemas.microsoft.com/office/comments/2020/reactions">
+        <mc:Fallback xmlns:cr="http://schemas.microsoft.com/office/comments/2020/reactions" xmlns="http://schemas.microsoft.com/office/tasks/2019/documenttasks" xmlns:dgm="http://schemas.openxmlformats.org/drawingml/2006/diagram" xmlns:lc="http://schemas.openxmlformats.org/drawingml/2006/lockedCanvas" xmlns:c="http://schemas.openxmlformats.org/drawingml/2006/chart" xmlns:pic="http://schemas.openxmlformats.org/drawingml/2006/picture" xmlns:a="http://schemas.openxmlformats.org/drawingml/2006/main" xmlns:sl="http://schemas.openxmlformats.org/schemaLibrary/2006/main">
           <w:drawing>
             <wp:anchor allowOverlap="1" behindDoc="0" distB="45720" distT="45720" distL="114300" distR="114300" hidden="0" layoutInCell="1" locked="0" relativeHeight="0" simplePos="0">
               <wp:simplePos x="0" y="0"/>
@@ -7124,7 +7319,7 @@
             </wp:anchor>
           </w:drawing>
         </mc:Choice>
-        <mc:Fallback xmlns:sl="http://schemas.openxmlformats.org/schemaLibrary/2006/main" xmlns:a="http://schemas.openxmlformats.org/drawingml/2006/main" xmlns:pic="http://schemas.openxmlformats.org/drawingml/2006/picture" xmlns:c="http://schemas.openxmlformats.org/drawingml/2006/chart" xmlns:lc="http://schemas.openxmlformats.org/drawingml/2006/lockedCanvas" xmlns:dgm="http://schemas.openxmlformats.org/drawingml/2006/diagram" xmlns="http://schemas.microsoft.com/office/tasks/2019/documenttasks" xmlns:cr="http://schemas.microsoft.com/office/comments/2020/reactions">
+        <mc:Fallback xmlns:cr="http://schemas.microsoft.com/office/comments/2020/reactions" xmlns="http://schemas.microsoft.com/office/tasks/2019/documenttasks" xmlns:dgm="http://schemas.openxmlformats.org/drawingml/2006/diagram" xmlns:lc="http://schemas.openxmlformats.org/drawingml/2006/lockedCanvas" xmlns:c="http://schemas.openxmlformats.org/drawingml/2006/chart" xmlns:pic="http://schemas.openxmlformats.org/drawingml/2006/picture" xmlns:a="http://schemas.openxmlformats.org/drawingml/2006/main" xmlns:sl="http://schemas.openxmlformats.org/schemaLibrary/2006/main">
           <w:drawing>
             <wp:anchor allowOverlap="1" behindDoc="0" distB="45720" distT="45720" distL="114300" distR="114300" hidden="0" layoutInCell="1" locked="0" relativeHeight="0" simplePos="0">
               <wp:simplePos x="0" y="0"/>
@@ -7472,7 +7667,7 @@
             </wp:anchor>
           </w:drawing>
         </mc:Choice>
-        <mc:Fallback xmlns:sl="http://schemas.openxmlformats.org/schemaLibrary/2006/main" xmlns:a="http://schemas.openxmlformats.org/drawingml/2006/main" xmlns:pic="http://schemas.openxmlformats.org/drawingml/2006/picture" xmlns:c="http://schemas.openxmlformats.org/drawingml/2006/chart" xmlns:lc="http://schemas.openxmlformats.org/drawingml/2006/lockedCanvas" xmlns:dgm="http://schemas.openxmlformats.org/drawingml/2006/diagram" xmlns="http://schemas.microsoft.com/office/tasks/2019/documenttasks" xmlns:cr="http://schemas.microsoft.com/office/comments/2020/reactions">
+        <mc:Fallback xmlns:cr="http://schemas.microsoft.com/office/comments/2020/reactions" xmlns="http://schemas.microsoft.com/office/tasks/2019/documenttasks" xmlns:dgm="http://schemas.openxmlformats.org/drawingml/2006/diagram" xmlns:lc="http://schemas.openxmlformats.org/drawingml/2006/lockedCanvas" xmlns:c="http://schemas.openxmlformats.org/drawingml/2006/chart" xmlns:pic="http://schemas.openxmlformats.org/drawingml/2006/picture" xmlns:a="http://schemas.openxmlformats.org/drawingml/2006/main" xmlns:sl="http://schemas.openxmlformats.org/schemaLibrary/2006/main">
           <w:drawing>
             <wp:anchor allowOverlap="1" behindDoc="0" distB="45720" distT="45720" distL="114300" distR="114300" hidden="0" layoutInCell="1" locked="0" relativeHeight="0" simplePos="0">
               <wp:simplePos x="0" y="0"/>
@@ -7582,7 +7777,7 @@
             </wp:anchor>
           </w:drawing>
         </mc:Choice>
-        <mc:Fallback xmlns:sl="http://schemas.openxmlformats.org/schemaLibrary/2006/main" xmlns:a="http://schemas.openxmlformats.org/drawingml/2006/main" xmlns:pic="http://schemas.openxmlformats.org/drawingml/2006/picture" xmlns:c="http://schemas.openxmlformats.org/drawingml/2006/chart" xmlns:lc="http://schemas.openxmlformats.org/drawingml/2006/lockedCanvas" xmlns:dgm="http://schemas.openxmlformats.org/drawingml/2006/diagram" xmlns="http://schemas.microsoft.com/office/tasks/2019/documenttasks" xmlns:cr="http://schemas.microsoft.com/office/comments/2020/reactions">
+        <mc:Fallback xmlns:cr="http://schemas.microsoft.com/office/comments/2020/reactions" xmlns="http://schemas.microsoft.com/office/tasks/2019/documenttasks" xmlns:dgm="http://schemas.openxmlformats.org/drawingml/2006/diagram" xmlns:lc="http://schemas.openxmlformats.org/drawingml/2006/lockedCanvas" xmlns:c="http://schemas.openxmlformats.org/drawingml/2006/chart" xmlns:pic="http://schemas.openxmlformats.org/drawingml/2006/picture" xmlns:a="http://schemas.openxmlformats.org/drawingml/2006/main" xmlns:sl="http://schemas.openxmlformats.org/schemaLibrary/2006/main">
           <w:drawing>
             <wp:anchor allowOverlap="1" behindDoc="0" distB="45720" distT="45720" distL="114300" distR="114300" hidden="0" layoutInCell="1" locked="0" relativeHeight="0" simplePos="0">
               <wp:simplePos x="0" y="0"/>
